--- a/Q1_Lectures/Hofstad_FHCC_Sermon_14.docx
+++ b/Q1_Lectures/Hofstad_FHCC_Sermon_14.docx
@@ -31,7 +31,7 @@
           <w:sz w:val="32"/>
           <w:szCs w:val="32"/>
         </w:rPr>
-        <w:t>FOR COMMAND DISTRIBUTION: Chaplain CMC Journals / Tactical Doctrine Annex</w:t>
+        <w:t>Tactical Communications: The Call for Extraction and the Angelic QRF</w:t>
       </w:r>
     </w:p>
     <w:p>
@@ -1533,1395 +1533,6 @@
           <w:rFonts w:ascii="Inter" w:hAnsi="Inter"/>
         </w:rPr>
       </w:pPr>
-    </w:p>
-    <w:p>
-      <w:pPr>
-        <w:rPr>
-          <w:rFonts w:ascii="Inter" w:hAnsi="Inter"/>
-        </w:rPr>
-      </w:pPr>
-    </w:p>
-    <w:p>
-      <w:pPr>
-        <w:rPr>
-          <w:rFonts w:ascii="Inter" w:hAnsi="Inter"/>
-        </w:rPr>
-      </w:pPr>
-    </w:p>
-    <w:p>
-      <w:pPr>
-        <w:rPr>
-          <w:rFonts w:ascii="Inter" w:hAnsi="Inter"/>
-        </w:rPr>
-      </w:pPr>
-    </w:p>
-    <w:p>
-      <w:pPr>
-        <w:rPr>
-          <w:rFonts w:ascii="Inter" w:hAnsi="Inter"/>
-        </w:rPr>
-      </w:pPr>
-    </w:p>
-    <w:p>
-      <w:pPr>
-        <w:rPr>
-          <w:rFonts w:ascii="Inter" w:hAnsi="Inter"/>
-          <w:b/>
-          <w:bCs/>
-        </w:rPr>
-      </w:pPr>
-      <w:r>
-        <w:rPr>
-          <w:rFonts w:ascii="Inter" w:hAnsi="Inter"/>
-          <w:b/>
-          <w:bCs/>
-        </w:rPr>
-        <w:lastRenderedPageBreak/>
-        <w:t>References:</w:t>
-      </w:r>
-    </w:p>
-    <w:p>
-      <w:pPr>
-        <w:rPr>
-          <w:rFonts w:ascii="Inter" w:hAnsi="Inter"/>
-        </w:rPr>
-      </w:pPr>
-    </w:p>
-    <w:p>
-      <w:pPr>
-        <w:rPr>
-          <w:rFonts w:ascii="Inter" w:hAnsi="Inter"/>
-          <w:b/>
-          <w:bCs/>
-        </w:rPr>
-      </w:pPr>
-      <w:r>
-        <w:rPr>
-          <w:rFonts w:ascii="Inter" w:hAnsi="Inter"/>
-          <w:b/>
-          <w:bCs/>
-        </w:rPr>
-        <w:t>Document: Where in the Scriptures does it show that ancient humans had advanced technology?</w:t>
-      </w:r>
-    </w:p>
-    <w:p>
-      <w:pPr>
-        <w:rPr>
-          <w:rFonts w:ascii="Inter" w:hAnsi="Inter"/>
-          <w:b/>
-          <w:bCs/>
-        </w:rPr>
-      </w:pPr>
-    </w:p>
-    <w:p>
-      <w:pPr>
-        <w:numPr>
-          <w:ilvl w:val="0"/>
-          <w:numId w:val="70"/>
-        </w:numPr>
-        <w:rPr>
-          <w:rFonts w:ascii="Inter" w:hAnsi="Inter"/>
-        </w:rPr>
-      </w:pPr>
-      <w:r>
-        <w:rPr>
-          <w:rFonts w:ascii="Inter" w:hAnsi="Inter"/>
-          <w:i/>
-          <w:iCs/>
-        </w:rPr>
-        <w:t>AI and Faith</w:t>
-      </w:r>
-      <w:r>
-        <w:rPr>
-          <w:rFonts w:ascii="Inter" w:hAnsi="Inter"/>
-        </w:rPr>
-        <w:t xml:space="preserve">. (n.d.). The man who invented AGI and the tower we're still building. Retrieved April 14, 2026, from </w:t>
-      </w:r>
-      <w:hyperlink r:id="rId7" w:tgtFrame="_blank" w:history="1">
-        <w:r>
-          <w:rPr>
-            <w:rStyle w:val="Hyperlink"/>
-            <w:rFonts w:ascii="Inter" w:hAnsi="Inter"/>
-          </w:rPr>
-          <w:t>https://aiandfaith.org/insights/the-man-who-invented-agi-and-the-tower-were-still-building/</w:t>
-        </w:r>
-      </w:hyperlink>
-    </w:p>
-    <w:p>
-      <w:pPr>
-        <w:numPr>
-          <w:ilvl w:val="0"/>
-          <w:numId w:val="70"/>
-        </w:numPr>
-        <w:rPr>
-          <w:rFonts w:ascii="Inter" w:hAnsi="Inter"/>
-        </w:rPr>
-      </w:pPr>
-      <w:r>
-        <w:rPr>
-          <w:rFonts w:ascii="Inter" w:hAnsi="Inter"/>
-          <w:i/>
-          <w:iCs/>
-        </w:rPr>
-        <w:t>Answers in Genesis</w:t>
-      </w:r>
-      <w:r>
-        <w:rPr>
-          <w:rFonts w:ascii="Inter" w:hAnsi="Inter"/>
-        </w:rPr>
-        <w:t xml:space="preserve">. (n.d.). Humans </w:t>
-      </w:r>
-      <w:proofErr w:type="gramStart"/>
-      <w:r>
-        <w:rPr>
-          <w:rFonts w:ascii="Inter" w:hAnsi="Inter"/>
-        </w:rPr>
-        <w:t>intelligent</w:t>
-      </w:r>
-      <w:proofErr w:type="gramEnd"/>
-      <w:r>
-        <w:rPr>
-          <w:rFonts w:ascii="Inter" w:hAnsi="Inter"/>
-        </w:rPr>
-        <w:t xml:space="preserve"> from very beginning. Retrieved April 14, 2026, from </w:t>
-      </w:r>
-      <w:hyperlink r:id="rId8" w:tgtFrame="_blank" w:history="1">
-        <w:r>
-          <w:rPr>
-            <w:rStyle w:val="Hyperlink"/>
-            <w:rFonts w:ascii="Inter" w:hAnsi="Inter"/>
-          </w:rPr>
-          <w:t>https://answersingenesis.org/human-evolution/humans-intelligent-from-very-beginning/</w:t>
-        </w:r>
-      </w:hyperlink>
-    </w:p>
-    <w:p>
-      <w:pPr>
-        <w:numPr>
-          <w:ilvl w:val="0"/>
-          <w:numId w:val="70"/>
-        </w:numPr>
-        <w:rPr>
-          <w:rFonts w:ascii="Inter" w:hAnsi="Inter"/>
-        </w:rPr>
-      </w:pPr>
-      <w:r>
-        <w:rPr>
-          <w:rFonts w:ascii="Inter" w:hAnsi="Inter"/>
-          <w:i/>
-          <w:iCs/>
-        </w:rPr>
-        <w:t>Ark Encounter</w:t>
-      </w:r>
-      <w:r>
-        <w:rPr>
-          <w:rFonts w:ascii="Inter" w:hAnsi="Inter"/>
-        </w:rPr>
-        <w:t xml:space="preserve">. (2024, April 18). Pre-flood potential: More than capable. Retrieved April 14, 2026, from </w:t>
-      </w:r>
-      <w:hyperlink r:id="rId9" w:tgtFrame="_blank" w:history="1">
-        <w:r>
-          <w:rPr>
-            <w:rStyle w:val="Hyperlink"/>
-            <w:rFonts w:ascii="Inter" w:hAnsi="Inter"/>
-          </w:rPr>
-          <w:t>https://arkencounter.com/blog/2024/04/18/pre-flood-potential-more-than-capable/</w:t>
-        </w:r>
-      </w:hyperlink>
-    </w:p>
-    <w:p>
-      <w:pPr>
-        <w:numPr>
-          <w:ilvl w:val="0"/>
-          <w:numId w:val="70"/>
-        </w:numPr>
-        <w:rPr>
-          <w:rFonts w:ascii="Inter" w:hAnsi="Inter"/>
-        </w:rPr>
-      </w:pPr>
-      <w:proofErr w:type="spellStart"/>
-      <w:r>
-        <w:rPr>
-          <w:rFonts w:ascii="Inter" w:hAnsi="Inter"/>
-          <w:i/>
-          <w:iCs/>
-        </w:rPr>
-        <w:t>BibleHub</w:t>
-      </w:r>
-      <w:proofErr w:type="spellEnd"/>
-      <w:r>
-        <w:rPr>
-          <w:rFonts w:ascii="Inter" w:hAnsi="Inter"/>
-        </w:rPr>
-        <w:t xml:space="preserve">. (n.d.). Bible's stance on technology. Retrieved April 14, 2026, from </w:t>
-      </w:r>
-      <w:hyperlink r:id="rId10" w:tgtFrame="_blank" w:history="1">
-        <w:r>
-          <w:rPr>
-            <w:rStyle w:val="Hyperlink"/>
-            <w:rFonts w:ascii="Inter" w:hAnsi="Inter"/>
-          </w:rPr>
-          <w:t>https://biblehub.com/q/bible's_stance_on_technology.htm</w:t>
-        </w:r>
-      </w:hyperlink>
-    </w:p>
-    <w:p>
-      <w:pPr>
-        <w:numPr>
-          <w:ilvl w:val="0"/>
-          <w:numId w:val="70"/>
-        </w:numPr>
-        <w:rPr>
-          <w:rFonts w:ascii="Inter" w:hAnsi="Inter"/>
-        </w:rPr>
-      </w:pPr>
-      <w:r>
-        <w:rPr>
-          <w:rFonts w:ascii="Inter" w:hAnsi="Inter"/>
-          <w:i/>
-          <w:iCs/>
-        </w:rPr>
-        <w:t>Epiphany Seattle</w:t>
-      </w:r>
-      <w:r>
-        <w:rPr>
-          <w:rFonts w:ascii="Inter" w:hAnsi="Inter"/>
-        </w:rPr>
-        <w:t xml:space="preserve">. (2025, October 3). Technology in the Bible. Retrieved April 14, 2026, from </w:t>
-      </w:r>
-      <w:hyperlink r:id="rId11" w:tgtFrame="_blank" w:history="1">
-        <w:r>
-          <w:rPr>
-            <w:rStyle w:val="Hyperlink"/>
-            <w:rFonts w:ascii="Inter" w:hAnsi="Inter"/>
-          </w:rPr>
-          <w:t>https://epiphanyseattle.org/2025/10/03/technology-in-the-bible/</w:t>
-        </w:r>
-      </w:hyperlink>
-    </w:p>
-    <w:p>
-      <w:pPr>
-        <w:numPr>
-          <w:ilvl w:val="0"/>
-          <w:numId w:val="70"/>
-        </w:numPr>
-        <w:rPr>
-          <w:rFonts w:ascii="Inter" w:hAnsi="Inter"/>
-        </w:rPr>
-      </w:pPr>
-      <w:r>
-        <w:rPr>
-          <w:rFonts w:ascii="Inter" w:hAnsi="Inter"/>
-          <w:i/>
-          <w:iCs/>
-        </w:rPr>
-        <w:t>Kids Answers</w:t>
-      </w:r>
-      <w:r>
-        <w:rPr>
-          <w:rFonts w:ascii="Inter" w:hAnsi="Inter"/>
-        </w:rPr>
-        <w:t xml:space="preserve">. (n.d.). Pre-flood people. Retrieved April 14, 2026, from </w:t>
-      </w:r>
-      <w:hyperlink r:id="rId12" w:tgtFrame="_blank" w:history="1">
-        <w:r>
-          <w:rPr>
-            <w:rStyle w:val="Hyperlink"/>
-            <w:rFonts w:ascii="Inter" w:hAnsi="Inter"/>
-          </w:rPr>
-          <w:t>https://kidsanswers.org/pre-flood-people/</w:t>
-        </w:r>
-      </w:hyperlink>
-    </w:p>
-    <w:p>
-      <w:pPr>
-        <w:numPr>
-          <w:ilvl w:val="0"/>
-          <w:numId w:val="70"/>
-        </w:numPr>
-        <w:rPr>
-          <w:rFonts w:ascii="Inter" w:hAnsi="Inter"/>
-        </w:rPr>
-      </w:pPr>
-      <w:r>
-        <w:rPr>
-          <w:rFonts w:ascii="Inter" w:hAnsi="Inter"/>
-          <w:i/>
-          <w:iCs/>
-        </w:rPr>
-        <w:t>Medium</w:t>
-      </w:r>
-      <w:r>
-        <w:rPr>
-          <w:rFonts w:ascii="Inter" w:hAnsi="Inter"/>
-        </w:rPr>
-        <w:t xml:space="preserve">. (n.d.). Noah &amp; the pre-flood culture. Retrieved April 14, 2026, from </w:t>
-      </w:r>
-      <w:hyperlink r:id="rId13" w:tgtFrame="_blank" w:history="1">
-        <w:r>
-          <w:rPr>
-            <w:rStyle w:val="Hyperlink"/>
-            <w:rFonts w:ascii="Inter" w:hAnsi="Inter"/>
-          </w:rPr>
-          <w:t>https://medium.com/@archie55/noah-the-pre-flood-culture-723eab6e7834</w:t>
-        </w:r>
-      </w:hyperlink>
-    </w:p>
-    <w:p>
-      <w:pPr>
-        <w:numPr>
-          <w:ilvl w:val="0"/>
-          <w:numId w:val="70"/>
-        </w:numPr>
-        <w:rPr>
-          <w:rFonts w:ascii="Inter" w:hAnsi="Inter"/>
-        </w:rPr>
-      </w:pPr>
-      <w:r>
-        <w:rPr>
-          <w:rFonts w:ascii="Inter" w:hAnsi="Inter"/>
-          <w:i/>
-          <w:iCs/>
-        </w:rPr>
-        <w:t>Reddit</w:t>
-      </w:r>
-      <w:r>
-        <w:rPr>
-          <w:rFonts w:ascii="Inter" w:hAnsi="Inter"/>
-        </w:rPr>
-        <w:t xml:space="preserve"> (r/Christianity). (n.d.). How advanced was the technology before Noah's flood? Retrieved April 14, 2026, from </w:t>
-      </w:r>
-      <w:hyperlink r:id="rId14" w:tgtFrame="_blank" w:history="1">
-        <w:r>
-          <w:rPr>
-            <w:rStyle w:val="Hyperlink"/>
-            <w:rFonts w:ascii="Inter" w:hAnsi="Inter"/>
-          </w:rPr>
-          <w:t>https://www.reddit.com/r/Christianity/comments/2kazga/how_advanced_was_the_technology_before_noahs_flood/</w:t>
-        </w:r>
-      </w:hyperlink>
-    </w:p>
-    <w:p>
-      <w:pPr>
-        <w:numPr>
-          <w:ilvl w:val="0"/>
-          <w:numId w:val="70"/>
-        </w:numPr>
-        <w:rPr>
-          <w:rFonts w:ascii="Inter" w:hAnsi="Inter"/>
-        </w:rPr>
-      </w:pPr>
-      <w:r>
-        <w:rPr>
-          <w:rFonts w:ascii="Inter" w:hAnsi="Inter"/>
-          <w:i/>
-          <w:iCs/>
-        </w:rPr>
-        <w:t>The Torah</w:t>
-      </w:r>
-      <w:r>
-        <w:rPr>
-          <w:rFonts w:ascii="Inter" w:hAnsi="Inter"/>
-        </w:rPr>
-        <w:t xml:space="preserve">. (n.d.). Antediluvian knowledge. Retrieved April 14, 2026, from </w:t>
-      </w:r>
-      <w:hyperlink r:id="rId15" w:tgtFrame="_blank" w:history="1">
-        <w:r>
-          <w:rPr>
-            <w:rStyle w:val="Hyperlink"/>
-            <w:rFonts w:ascii="Inter" w:hAnsi="Inter"/>
-          </w:rPr>
-          <w:t>https://www.thetorah.com/article/antediluvian-knowledge</w:t>
-        </w:r>
-      </w:hyperlink>
-    </w:p>
-    <w:p>
-      <w:pPr>
-        <w:numPr>
-          <w:ilvl w:val="0"/>
-          <w:numId w:val="70"/>
-        </w:numPr>
-        <w:rPr>
-          <w:rFonts w:ascii="Inter" w:hAnsi="Inter"/>
-        </w:rPr>
-      </w:pPr>
-      <w:r>
-        <w:rPr>
-          <w:rFonts w:ascii="Inter" w:hAnsi="Inter"/>
-          <w:i/>
-          <w:iCs/>
-        </w:rPr>
-        <w:t>UASV Bible</w:t>
-      </w:r>
-      <w:r>
-        <w:rPr>
-          <w:rFonts w:ascii="Inter" w:hAnsi="Inter"/>
-        </w:rPr>
-        <w:t xml:space="preserve">. (2025, January 28). Why did... Retrieved April 14, 2026, from </w:t>
-      </w:r>
-      <w:hyperlink r:id="rId16" w:tgtFrame="_blank" w:history="1">
-        <w:r>
-          <w:rPr>
-            <w:rStyle w:val="Hyperlink"/>
-            <w:rFonts w:ascii="Inter" w:hAnsi="Inter"/>
-          </w:rPr>
-          <w:t>https://uasvbible.org/2025/01/28/why-did</w:t>
-        </w:r>
-      </w:hyperlink>
-      <w:r>
-        <w:rPr>
-          <w:rFonts w:ascii="Inter" w:hAnsi="Inter"/>
-        </w:rPr>
-        <w:t>...</w:t>
-      </w:r>
-    </w:p>
-    <w:p>
-      <w:pPr>
-        <w:numPr>
-          <w:ilvl w:val="0"/>
-          <w:numId w:val="70"/>
-        </w:numPr>
-        <w:rPr>
-          <w:rFonts w:ascii="Inter" w:hAnsi="Inter"/>
-        </w:rPr>
-      </w:pPr>
-      <w:r>
-        <w:rPr>
-          <w:rFonts w:ascii="Inter" w:hAnsi="Inter"/>
-          <w:i/>
-          <w:iCs/>
-        </w:rPr>
-        <w:t>Wikipedia</w:t>
-      </w:r>
-      <w:r>
-        <w:rPr>
-          <w:rFonts w:ascii="Inter" w:hAnsi="Inter"/>
-        </w:rPr>
-        <w:t xml:space="preserve">. (n.d.). Antediluvian. Retrieved April 14, 2026, from </w:t>
-      </w:r>
-      <w:hyperlink r:id="rId17" w:tgtFrame="_blank" w:history="1">
-        <w:r>
-          <w:rPr>
-            <w:rStyle w:val="Hyperlink"/>
-            <w:rFonts w:ascii="Inter" w:hAnsi="Inter"/>
-          </w:rPr>
-          <w:t>https://en.wikipedia.org/wiki/Antediluvian</w:t>
-        </w:r>
-      </w:hyperlink>
-    </w:p>
-    <w:p>
-      <w:pPr>
-        <w:rPr>
-          <w:rFonts w:ascii="Inter" w:hAnsi="Inter"/>
-        </w:rPr>
-      </w:pPr>
-    </w:p>
-    <w:p>
-      <w:pPr>
-        <w:rPr>
-          <w:rFonts w:ascii="Inter" w:hAnsi="Inter"/>
-          <w:b/>
-          <w:bCs/>
-        </w:rPr>
-      </w:pPr>
-      <w:r>
-        <w:rPr>
-          <w:rFonts w:ascii="Inter" w:hAnsi="Inter"/>
-          <w:b/>
-          <w:bCs/>
-        </w:rPr>
-        <w:t xml:space="preserve">Documents: Ahmose I is the </w:t>
-      </w:r>
-      <w:proofErr w:type="spellStart"/>
-      <w:r>
-        <w:rPr>
-          <w:rFonts w:ascii="Inter" w:hAnsi="Inter"/>
-          <w:b/>
-          <w:bCs/>
-        </w:rPr>
-        <w:t>pharoah</w:t>
-      </w:r>
-      <w:proofErr w:type="spellEnd"/>
-      <w:r>
-        <w:rPr>
-          <w:rFonts w:ascii="Inter" w:hAnsi="Inter"/>
-          <w:b/>
-          <w:bCs/>
-        </w:rPr>
-        <w:t xml:space="preserve"> aye &amp; Ahmose I is aye</w:t>
-      </w:r>
-    </w:p>
-    <w:p>
-      <w:pPr>
-        <w:rPr>
-          <w:rFonts w:ascii="Inter" w:hAnsi="Inter"/>
-          <w:b/>
-          <w:bCs/>
-        </w:rPr>
-      </w:pPr>
-    </w:p>
-    <w:p>
-      <w:pPr>
-        <w:numPr>
-          <w:ilvl w:val="0"/>
-          <w:numId w:val="71"/>
-        </w:numPr>
-        <w:rPr>
-          <w:rFonts w:ascii="Inter" w:hAnsi="Inter"/>
-        </w:rPr>
-      </w:pPr>
-      <w:r>
-        <w:rPr>
-          <w:rFonts w:ascii="Inter" w:hAnsi="Inter"/>
-          <w:i/>
-          <w:iCs/>
-        </w:rPr>
-        <w:t>Britannica</w:t>
-      </w:r>
-      <w:r>
-        <w:rPr>
-          <w:rFonts w:ascii="Inter" w:hAnsi="Inter"/>
-        </w:rPr>
-        <w:t xml:space="preserve">. (n.d.). Ahmose I. Retrieved April 14, 2026, from </w:t>
-      </w:r>
-      <w:hyperlink r:id="rId18" w:tgtFrame="_blank" w:history="1">
-        <w:r>
-          <w:rPr>
-            <w:rStyle w:val="Hyperlink"/>
-            <w:rFonts w:ascii="Inter" w:hAnsi="Inter"/>
-          </w:rPr>
-          <w:t>https://www.britannica.com/biography/Ahmose-I</w:t>
-        </w:r>
-      </w:hyperlink>
-    </w:p>
-    <w:p>
-      <w:pPr>
-        <w:numPr>
-          <w:ilvl w:val="0"/>
-          <w:numId w:val="71"/>
-        </w:numPr>
-        <w:rPr>
-          <w:rFonts w:ascii="Inter" w:hAnsi="Inter"/>
-        </w:rPr>
-      </w:pPr>
-      <w:r>
-        <w:rPr>
-          <w:rFonts w:ascii="Inter" w:hAnsi="Inter"/>
-          <w:i/>
-          <w:iCs/>
-        </w:rPr>
-        <w:t>Cairo Top Tours</w:t>
-      </w:r>
-      <w:r>
-        <w:rPr>
-          <w:rFonts w:ascii="Inter" w:hAnsi="Inter"/>
-        </w:rPr>
-        <w:t xml:space="preserve">. (n.d.). King Ahmose. Retrieved April 14, 2026, from </w:t>
-      </w:r>
-      <w:hyperlink r:id="rId19" w:tgtFrame="_blank" w:history="1">
-        <w:r>
-          <w:rPr>
-            <w:rStyle w:val="Hyperlink"/>
-            <w:rFonts w:ascii="Inter" w:hAnsi="Inter"/>
-          </w:rPr>
-          <w:t>https://www.cairotoptours.com/en-au/egypt-travel-guide/kings-and-rulers-of-egypt/king-ahmose-egypt</w:t>
-        </w:r>
-      </w:hyperlink>
-    </w:p>
-    <w:p>
-      <w:pPr>
-        <w:numPr>
-          <w:ilvl w:val="0"/>
-          <w:numId w:val="71"/>
-        </w:numPr>
-        <w:rPr>
-          <w:rFonts w:ascii="Inter" w:hAnsi="Inter"/>
-        </w:rPr>
-      </w:pPr>
-      <w:r>
-        <w:rPr>
-          <w:rFonts w:ascii="Inter" w:hAnsi="Inter"/>
-          <w:i/>
-          <w:iCs/>
-        </w:rPr>
-        <w:t>National Geographic</w:t>
-      </w:r>
-      <w:r>
-        <w:rPr>
-          <w:rFonts w:ascii="Inter" w:hAnsi="Inter"/>
-        </w:rPr>
-        <w:t xml:space="preserve">. (n.d.). Ahmose I. Retrieved April 14, 2026, from </w:t>
-      </w:r>
-      <w:hyperlink r:id="rId20" w:tgtFrame="_blank" w:history="1">
-        <w:r>
-          <w:rPr>
-            <w:rStyle w:val="Hyperlink"/>
-            <w:rFonts w:ascii="Inter" w:hAnsi="Inter"/>
-          </w:rPr>
-          <w:t>https://www.nationalgeographic.com/culture/article/ahmose-i</w:t>
-        </w:r>
-      </w:hyperlink>
-    </w:p>
-    <w:p>
-      <w:pPr>
-        <w:numPr>
-          <w:ilvl w:val="0"/>
-          <w:numId w:val="71"/>
-        </w:numPr>
-        <w:rPr>
-          <w:rFonts w:ascii="Inter" w:hAnsi="Inter"/>
-        </w:rPr>
-      </w:pPr>
-      <w:r>
-        <w:rPr>
-          <w:rFonts w:ascii="Inter" w:hAnsi="Inter"/>
-          <w:i/>
-          <w:iCs/>
-        </w:rPr>
-        <w:t>Wikipedia</w:t>
-      </w:r>
-      <w:r>
-        <w:rPr>
-          <w:rFonts w:ascii="Inter" w:hAnsi="Inter"/>
-        </w:rPr>
-        <w:t xml:space="preserve">. (n.d.). Ahmose I. Retrieved April 14, 2026, from </w:t>
-      </w:r>
-      <w:hyperlink r:id="rId21" w:tgtFrame="_blank" w:history="1">
-        <w:r>
-          <w:rPr>
-            <w:rStyle w:val="Hyperlink"/>
-            <w:rFonts w:ascii="Inter" w:hAnsi="Inter"/>
-          </w:rPr>
-          <w:t>https://en.wikipedia.org/wiki/Ahmose_I</w:t>
-        </w:r>
-      </w:hyperlink>
-    </w:p>
-    <w:p>
-      <w:pPr>
-        <w:numPr>
-          <w:ilvl w:val="0"/>
-          <w:numId w:val="71"/>
-        </w:numPr>
-        <w:rPr>
-          <w:rFonts w:ascii="Inter" w:hAnsi="Inter"/>
-        </w:rPr>
-      </w:pPr>
-      <w:r>
-        <w:rPr>
-          <w:rFonts w:ascii="Inter" w:hAnsi="Inter"/>
-          <w:i/>
-          <w:iCs/>
-        </w:rPr>
-        <w:t>YouTube</w:t>
-      </w:r>
-      <w:r>
-        <w:rPr>
-          <w:rFonts w:ascii="Inter" w:hAnsi="Inter"/>
-        </w:rPr>
-        <w:t xml:space="preserve">. (n.d.). </w:t>
-      </w:r>
-      <w:proofErr w:type="spellStart"/>
-      <w:r>
-        <w:rPr>
-          <w:rFonts w:ascii="Inter" w:hAnsi="Inter"/>
-        </w:rPr>
-        <w:t>rKXSan-HHuY</w:t>
-      </w:r>
-      <w:proofErr w:type="spellEnd"/>
-      <w:r>
-        <w:rPr>
-          <w:rFonts w:ascii="Inter" w:hAnsi="Inter"/>
-        </w:rPr>
-        <w:t xml:space="preserve"> [Video]. Retrieved April 14, 2026, from </w:t>
-      </w:r>
-      <w:hyperlink r:id="rId22" w:tgtFrame="_blank" w:history="1">
-        <w:r>
-          <w:rPr>
-            <w:rStyle w:val="Hyperlink"/>
-            <w:rFonts w:ascii="Inter" w:hAnsi="Inter"/>
-          </w:rPr>
-          <w:t>https://www.youtube.com/watch?v=rKXSan-HHuY</w:t>
-        </w:r>
-      </w:hyperlink>
-    </w:p>
-    <w:p>
-      <w:pPr>
-        <w:rPr>
-          <w:rFonts w:ascii="Inter" w:hAnsi="Inter"/>
-        </w:rPr>
-      </w:pPr>
-    </w:p>
-    <w:p>
-      <w:pPr>
-        <w:rPr>
-          <w:rFonts w:ascii="Inter" w:hAnsi="Inter"/>
-        </w:rPr>
-      </w:pPr>
-    </w:p>
-    <w:p>
-      <w:pPr>
-        <w:rPr>
-          <w:rFonts w:ascii="Inter" w:hAnsi="Inter"/>
-          <w:b/>
-          <w:bCs/>
-        </w:rPr>
-      </w:pPr>
-      <w:r>
-        <w:rPr>
-          <w:rFonts w:ascii="Inter" w:hAnsi="Inter"/>
-          <w:b/>
-          <w:bCs/>
-        </w:rPr>
-        <w:lastRenderedPageBreak/>
-        <w:t xml:space="preserve">Document: "new king who knew not Joseph" (Exodus </w:t>
-      </w:r>
-      <w:proofErr w:type="gramStart"/>
-      <w:r>
-        <w:rPr>
-          <w:rFonts w:ascii="Inter" w:hAnsi="Inter"/>
-          <w:b/>
-          <w:bCs/>
-        </w:rPr>
-        <w:t>1)...</w:t>
-      </w:r>
-      <w:proofErr w:type="gramEnd"/>
-    </w:p>
-    <w:p>
-      <w:pPr>
-        <w:rPr>
-          <w:rFonts w:ascii="Inter" w:hAnsi="Inter"/>
-          <w:b/>
-          <w:bCs/>
-        </w:rPr>
-      </w:pPr>
-    </w:p>
-    <w:p>
-      <w:pPr>
-        <w:numPr>
-          <w:ilvl w:val="0"/>
-          <w:numId w:val="72"/>
-        </w:numPr>
-        <w:rPr>
-          <w:rFonts w:ascii="Inter" w:hAnsi="Inter"/>
-        </w:rPr>
-      </w:pPr>
-      <w:r>
-        <w:rPr>
-          <w:rFonts w:ascii="Inter" w:hAnsi="Inter"/>
-          <w:i/>
-          <w:iCs/>
-        </w:rPr>
-        <w:t>Britannica</w:t>
-      </w:r>
-      <w:r>
-        <w:rPr>
-          <w:rFonts w:ascii="Inter" w:hAnsi="Inter"/>
-        </w:rPr>
-        <w:t xml:space="preserve">. (n.d.). Ahmose I. Retrieved April 14, 2026, from </w:t>
-      </w:r>
-      <w:hyperlink r:id="rId23" w:tgtFrame="_blank" w:history="1">
-        <w:r>
-          <w:rPr>
-            <w:rStyle w:val="Hyperlink"/>
-            <w:rFonts w:ascii="Inter" w:hAnsi="Inter"/>
-          </w:rPr>
-          <w:t>https://www.britannica.com/biography/Ahmose-I</w:t>
-        </w:r>
-      </w:hyperlink>
-    </w:p>
-    <w:p>
-      <w:pPr>
-        <w:numPr>
-          <w:ilvl w:val="0"/>
-          <w:numId w:val="72"/>
-        </w:numPr>
-        <w:rPr>
-          <w:rFonts w:ascii="Inter" w:hAnsi="Inter"/>
-        </w:rPr>
-      </w:pPr>
-      <w:r>
-        <w:rPr>
-          <w:rFonts w:ascii="Inter" w:hAnsi="Inter"/>
-          <w:i/>
-          <w:iCs/>
-        </w:rPr>
-        <w:t>Crossroads Bible</w:t>
-      </w:r>
-      <w:r>
-        <w:rPr>
-          <w:rFonts w:ascii="Inter" w:hAnsi="Inter"/>
-        </w:rPr>
-        <w:t xml:space="preserve">. (2022, February 4). The king who knew not Joseph. Retrieved April 14, 2026, from </w:t>
-      </w:r>
-      <w:hyperlink r:id="rId24" w:tgtFrame="_blank" w:history="1">
-        <w:r>
-          <w:rPr>
-            <w:rStyle w:val="Hyperlink"/>
-            <w:rFonts w:ascii="Inter" w:hAnsi="Inter"/>
-          </w:rPr>
-          <w:t>https://crossroadsbible.net/2022/02/04/the-king-who-knew-not-joseph/</w:t>
-        </w:r>
-      </w:hyperlink>
-    </w:p>
-    <w:p>
-      <w:pPr>
-        <w:numPr>
-          <w:ilvl w:val="0"/>
-          <w:numId w:val="72"/>
-        </w:numPr>
-        <w:rPr>
-          <w:rFonts w:ascii="Inter" w:hAnsi="Inter"/>
-        </w:rPr>
-      </w:pPr>
-      <w:r>
-        <w:rPr>
-          <w:rFonts w:ascii="Inter" w:hAnsi="Inter"/>
-          <w:i/>
-          <w:iCs/>
-        </w:rPr>
-        <w:t>King James Bible Dictionary</w:t>
-      </w:r>
-      <w:r>
-        <w:rPr>
-          <w:rFonts w:ascii="Inter" w:hAnsi="Inter"/>
-        </w:rPr>
-        <w:t>. (n.d.). Pharaoh-</w:t>
-      </w:r>
-      <w:proofErr w:type="spellStart"/>
-      <w:r>
-        <w:rPr>
-          <w:rFonts w:ascii="Inter" w:hAnsi="Inter"/>
-        </w:rPr>
-        <w:t>hophra</w:t>
-      </w:r>
-      <w:proofErr w:type="spellEnd"/>
-      <w:r>
-        <w:rPr>
-          <w:rFonts w:ascii="Inter" w:hAnsi="Inter"/>
-        </w:rPr>
-        <w:t xml:space="preserve">. Retrieved April 14, 2026, from </w:t>
-      </w:r>
-      <w:hyperlink r:id="rId25" w:tgtFrame="_blank" w:history="1">
-        <w:r>
-          <w:rPr>
-            <w:rStyle w:val="Hyperlink"/>
-            <w:rFonts w:ascii="Inter" w:hAnsi="Inter"/>
-          </w:rPr>
-          <w:t>https://kingjamesbibledictionary.com/Dictionary/Pharaohhophra</w:t>
-        </w:r>
-      </w:hyperlink>
-    </w:p>
-    <w:p>
-      <w:pPr>
-        <w:numPr>
-          <w:ilvl w:val="0"/>
-          <w:numId w:val="72"/>
-        </w:numPr>
-        <w:rPr>
-          <w:rFonts w:ascii="Inter" w:hAnsi="Inter"/>
-        </w:rPr>
-      </w:pPr>
-      <w:r>
-        <w:rPr>
-          <w:rFonts w:ascii="Inter" w:hAnsi="Inter"/>
-          <w:i/>
-          <w:iCs/>
-        </w:rPr>
-        <w:t>PBS</w:t>
-      </w:r>
-      <w:r>
-        <w:rPr>
-          <w:rFonts w:ascii="Inter" w:hAnsi="Inter"/>
-        </w:rPr>
-        <w:t xml:space="preserve">. (n.d.). Ahmose. Retrieved April 14, 2026, from </w:t>
-      </w:r>
-      <w:hyperlink r:id="rId26" w:tgtFrame="_blank" w:history="1">
-        <w:r>
-          <w:rPr>
-            <w:rStyle w:val="Hyperlink"/>
-            <w:rFonts w:ascii="Inter" w:hAnsi="Inter"/>
-          </w:rPr>
-          <w:t>https://www.pbs.org/empires/egypt/newkingdom/ahmose.html</w:t>
-        </w:r>
-      </w:hyperlink>
-    </w:p>
-    <w:p>
-      <w:pPr>
-        <w:rPr>
-          <w:rFonts w:ascii="Inter" w:hAnsi="Inter"/>
-        </w:rPr>
-      </w:pPr>
-    </w:p>
-    <w:p>
-      <w:pPr>
-        <w:rPr>
-          <w:rFonts w:ascii="Inter" w:hAnsi="Inter"/>
-          <w:b/>
-          <w:bCs/>
-        </w:rPr>
-      </w:pPr>
-      <w:r>
-        <w:rPr>
-          <w:rFonts w:ascii="Inter" w:hAnsi="Inter"/>
-          <w:b/>
-          <w:bCs/>
-        </w:rPr>
-        <w:t xml:space="preserve">Document: According to the Scriptures, and historical record, who most likely </w:t>
-      </w:r>
-      <w:proofErr w:type="gramStart"/>
-      <w:r>
-        <w:rPr>
-          <w:rFonts w:ascii="Inter" w:hAnsi="Inter"/>
-          <w:b/>
-          <w:bCs/>
-        </w:rPr>
-        <w:t>invade</w:t>
-      </w:r>
-      <w:proofErr w:type="gramEnd"/>
-      <w:r>
-        <w:rPr>
-          <w:rFonts w:ascii="Inter" w:hAnsi="Inter"/>
-          <w:b/>
-          <w:bCs/>
-        </w:rPr>
-        <w:t xml:space="preserve"> </w:t>
-      </w:r>
-      <w:proofErr w:type="spellStart"/>
-      <w:r>
-        <w:rPr>
-          <w:rFonts w:ascii="Inter" w:hAnsi="Inter"/>
-          <w:b/>
-          <w:bCs/>
-        </w:rPr>
-        <w:t>Mitzrayim</w:t>
-      </w:r>
-      <w:proofErr w:type="spellEnd"/>
-      <w:r>
-        <w:rPr>
-          <w:rFonts w:ascii="Inter" w:hAnsi="Inter"/>
-          <w:b/>
-          <w:bCs/>
-        </w:rPr>
-        <w:t xml:space="preserve"> during Moses life?</w:t>
-      </w:r>
-    </w:p>
-    <w:p>
-      <w:pPr>
-        <w:rPr>
-          <w:rFonts w:ascii="Inter" w:hAnsi="Inter"/>
-          <w:b/>
-          <w:bCs/>
-        </w:rPr>
-      </w:pPr>
-    </w:p>
-    <w:p>
-      <w:pPr>
-        <w:numPr>
-          <w:ilvl w:val="0"/>
-          <w:numId w:val="73"/>
-        </w:numPr>
-        <w:rPr>
-          <w:rFonts w:ascii="Inter" w:hAnsi="Inter"/>
-        </w:rPr>
-      </w:pPr>
-      <w:r>
-        <w:rPr>
-          <w:rFonts w:ascii="Inter" w:hAnsi="Inter"/>
-          <w:i/>
-          <w:iCs/>
-        </w:rPr>
-        <w:t>Answers Research Journal</w:t>
-      </w:r>
-      <w:r>
-        <w:rPr>
-          <w:rFonts w:ascii="Inter" w:hAnsi="Inter"/>
-        </w:rPr>
-        <w:t xml:space="preserve">. (n.d.). Hyksos in the Bible: Who they were. Retrieved April 14, 2026, from </w:t>
-      </w:r>
-      <w:hyperlink r:id="rId27" w:tgtFrame="_blank" w:history="1">
-        <w:r>
-          <w:rPr>
-            <w:rStyle w:val="Hyperlink"/>
-            <w:rFonts w:ascii="Inter" w:hAnsi="Inter"/>
-          </w:rPr>
-          <w:t>https://answersresearchjournal.org/ancient-egypt/hyksos-bible-who-they-were/</w:t>
-        </w:r>
-      </w:hyperlink>
-    </w:p>
-    <w:p>
-      <w:pPr>
-        <w:numPr>
-          <w:ilvl w:val="0"/>
-          <w:numId w:val="73"/>
-        </w:numPr>
-        <w:rPr>
-          <w:rFonts w:ascii="Inter" w:hAnsi="Inter"/>
-        </w:rPr>
-      </w:pPr>
-      <w:r>
-        <w:rPr>
-          <w:rFonts w:ascii="Inter" w:hAnsi="Inter"/>
-          <w:i/>
-          <w:iCs/>
-        </w:rPr>
-        <w:t>Armstrong Institute</w:t>
-      </w:r>
-      <w:r>
-        <w:rPr>
-          <w:rFonts w:ascii="Inter" w:hAnsi="Inter"/>
-        </w:rPr>
-        <w:t xml:space="preserve">. (n.d.). Evidence of Moses's conquest of Ethiopia. Retrieved April 14, 2026, from </w:t>
-      </w:r>
-      <w:hyperlink r:id="rId28" w:tgtFrame="_blank" w:history="1">
-        <w:r>
-          <w:rPr>
-            <w:rStyle w:val="Hyperlink"/>
-            <w:rFonts w:ascii="Inter" w:hAnsi="Inter"/>
-          </w:rPr>
-          <w:t>https://armstronginstitute.org/2-evidence-of-mosess-conquest-of-ethiopia</w:t>
-        </w:r>
-      </w:hyperlink>
-    </w:p>
-    <w:p>
-      <w:pPr>
-        <w:numPr>
-          <w:ilvl w:val="0"/>
-          <w:numId w:val="73"/>
-        </w:numPr>
-        <w:rPr>
-          <w:rFonts w:ascii="Inter" w:hAnsi="Inter"/>
-        </w:rPr>
-      </w:pPr>
-      <w:r>
-        <w:rPr>
-          <w:rFonts w:ascii="Inter" w:hAnsi="Inter"/>
-          <w:i/>
-          <w:iCs/>
-        </w:rPr>
-        <w:t>Biblical Archaeology Society</w:t>
-      </w:r>
-      <w:r>
-        <w:rPr>
-          <w:rFonts w:ascii="Inter" w:hAnsi="Inter"/>
-        </w:rPr>
-        <w:t xml:space="preserve">. (n.d.). The expulsion of the Hyksos. Retrieved April 14, 2026, from </w:t>
-      </w:r>
-      <w:hyperlink r:id="rId29" w:tgtFrame="_blank" w:history="1">
-        <w:r>
-          <w:rPr>
-            <w:rStyle w:val="Hyperlink"/>
-            <w:rFonts w:ascii="Inter" w:hAnsi="Inter"/>
-          </w:rPr>
-          <w:t>https://www.biblicalarchaeology.org/daily/news/the-expulsion-of-the-hyksos/</w:t>
-        </w:r>
-      </w:hyperlink>
-    </w:p>
-    <w:p>
-      <w:pPr>
-        <w:numPr>
-          <w:ilvl w:val="0"/>
-          <w:numId w:val="73"/>
-        </w:numPr>
-        <w:rPr>
-          <w:rFonts w:ascii="Inter" w:hAnsi="Inter"/>
-        </w:rPr>
-      </w:pPr>
-      <w:r>
-        <w:rPr>
-          <w:rFonts w:ascii="Inter" w:hAnsi="Inter"/>
-          <w:i/>
-          <w:iCs/>
-        </w:rPr>
-        <w:t>Knowing the Bible</w:t>
-      </w:r>
-      <w:r>
-        <w:rPr>
-          <w:rFonts w:ascii="Inter" w:hAnsi="Inter"/>
-        </w:rPr>
-        <w:t xml:space="preserve">. (n.d.). The </w:t>
-      </w:r>
-      <w:proofErr w:type="gramStart"/>
-      <w:r>
-        <w:rPr>
-          <w:rFonts w:ascii="Inter" w:hAnsi="Inter"/>
-        </w:rPr>
-        <w:t>pharaohs</w:t>
-      </w:r>
-      <w:proofErr w:type="gramEnd"/>
-      <w:r>
-        <w:rPr>
-          <w:rFonts w:ascii="Inter" w:hAnsi="Inter"/>
-        </w:rPr>
-        <w:t xml:space="preserve"> of </w:t>
-      </w:r>
-      <w:proofErr w:type="gramStart"/>
-      <w:r>
-        <w:rPr>
-          <w:rFonts w:ascii="Inter" w:hAnsi="Inter"/>
-        </w:rPr>
-        <w:t>the Exodus</w:t>
-      </w:r>
-      <w:proofErr w:type="gramEnd"/>
-      <w:r>
-        <w:rPr>
-          <w:rFonts w:ascii="Inter" w:hAnsi="Inter"/>
-        </w:rPr>
-        <w:t xml:space="preserve">. Retrieved April 14, 2026, from </w:t>
-      </w:r>
-      <w:hyperlink r:id="rId30" w:tgtFrame="_blank" w:history="1">
-        <w:r>
-          <w:rPr>
-            <w:rStyle w:val="Hyperlink"/>
-            <w:rFonts w:ascii="Inter" w:hAnsi="Inter"/>
-          </w:rPr>
-          <w:t>https://www.knowingthebible.net/topical-studies/the-pharaohs-of-the-exodus</w:t>
-        </w:r>
-      </w:hyperlink>
-    </w:p>
-    <w:p>
-      <w:pPr>
-        <w:numPr>
-          <w:ilvl w:val="0"/>
-          <w:numId w:val="73"/>
-        </w:numPr>
-        <w:rPr>
-          <w:rFonts w:ascii="Inter" w:hAnsi="Inter"/>
-        </w:rPr>
-      </w:pPr>
-      <w:r>
-        <w:rPr>
-          <w:rFonts w:ascii="Inter" w:hAnsi="Inter"/>
-          <w:i/>
-          <w:iCs/>
-        </w:rPr>
-        <w:t>Wikipedia</w:t>
-      </w:r>
-      <w:r>
-        <w:rPr>
-          <w:rFonts w:ascii="Inter" w:hAnsi="Inter"/>
-        </w:rPr>
-        <w:t xml:space="preserve">. (n.d.). The Exodus. Retrieved April 14, 2026, from </w:t>
-      </w:r>
-      <w:hyperlink r:id="rId31" w:tgtFrame="_blank" w:history="1">
-        <w:r>
-          <w:rPr>
-            <w:rStyle w:val="Hyperlink"/>
-            <w:rFonts w:ascii="Inter" w:hAnsi="Inter"/>
-          </w:rPr>
-          <w:t>https://en.wikipedia.org/wiki/The_Exodus</w:t>
-        </w:r>
-      </w:hyperlink>
-    </w:p>
-    <w:p>
-      <w:pPr>
-        <w:rPr>
-          <w:rFonts w:ascii="Inter" w:hAnsi="Inter"/>
-        </w:rPr>
-      </w:pPr>
-    </w:p>
-    <w:p>
-      <w:pPr>
-        <w:rPr>
-          <w:rFonts w:ascii="Inter" w:hAnsi="Inter"/>
-          <w:b/>
-          <w:bCs/>
-        </w:rPr>
-      </w:pPr>
-      <w:r>
-        <w:rPr>
-          <w:rFonts w:ascii="Inter" w:hAnsi="Inter"/>
-          <w:b/>
-          <w:bCs/>
-        </w:rPr>
-        <w:t>Document: Times in the Scriptures where God or Jesus said that stolen items had to be returned</w:t>
-      </w:r>
-    </w:p>
-    <w:p>
-      <w:pPr>
-        <w:rPr>
-          <w:rFonts w:ascii="Inter" w:hAnsi="Inter"/>
-          <w:b/>
-          <w:bCs/>
-        </w:rPr>
-      </w:pPr>
-    </w:p>
-    <w:p>
-      <w:pPr>
-        <w:numPr>
-          <w:ilvl w:val="0"/>
-          <w:numId w:val="74"/>
-        </w:numPr>
-        <w:rPr>
-          <w:rFonts w:ascii="Inter" w:hAnsi="Inter"/>
-        </w:rPr>
-      </w:pPr>
-      <w:r>
-        <w:rPr>
-          <w:rFonts w:ascii="Inter" w:hAnsi="Inter"/>
-          <w:i/>
-          <w:iCs/>
-        </w:rPr>
-        <w:t>Bible.com</w:t>
-      </w:r>
-      <w:r>
-        <w:rPr>
-          <w:rFonts w:ascii="Inter" w:hAnsi="Inter"/>
-        </w:rPr>
-        <w:t xml:space="preserve">. (n.d.). Leviticus 6 (MSG/ESV). Retrieved April 14, 2026, from </w:t>
-      </w:r>
-      <w:hyperlink r:id="rId32" w:tgtFrame="_blank" w:history="1">
-        <w:r>
-          <w:rPr>
-            <w:rStyle w:val="Hyperlink"/>
-            <w:rFonts w:ascii="Inter" w:hAnsi="Inter"/>
-          </w:rPr>
-          <w:t>https://www.bible.com/bible/compare/LEV</w:t>
-        </w:r>
-      </w:hyperlink>
-      <w:r>
-        <w:rPr>
-          <w:rFonts w:ascii="Inter" w:hAnsi="Inter"/>
-        </w:rPr>
-        <w:t>....</w:t>
-      </w:r>
-    </w:p>
-    <w:p>
-      <w:pPr>
-        <w:numPr>
-          <w:ilvl w:val="0"/>
-          <w:numId w:val="74"/>
-        </w:numPr>
-        <w:rPr>
-          <w:rFonts w:ascii="Inter" w:hAnsi="Inter"/>
-        </w:rPr>
-      </w:pPr>
-      <w:proofErr w:type="spellStart"/>
-      <w:r>
-        <w:rPr>
-          <w:rFonts w:ascii="Inter" w:hAnsi="Inter"/>
-          <w:i/>
-          <w:iCs/>
-        </w:rPr>
-        <w:t>FaithFi</w:t>
-      </w:r>
-      <w:proofErr w:type="spellEnd"/>
-      <w:r>
-        <w:rPr>
-          <w:rFonts w:ascii="Inter" w:hAnsi="Inter"/>
-        </w:rPr>
-        <w:t xml:space="preserve">. (n.d.). Restitution. Retrieved April 14, 2026, from </w:t>
-      </w:r>
-      <w:hyperlink r:id="rId33" w:tgtFrame="_blank" w:history="1">
-        <w:r>
-          <w:rPr>
-            <w:rStyle w:val="Hyperlink"/>
-            <w:rFonts w:ascii="Inter" w:hAnsi="Inter"/>
-          </w:rPr>
-          <w:t>https://www.faithfi.com/compass-financial/restitution-100</w:t>
-        </w:r>
-      </w:hyperlink>
-    </w:p>
-    <w:p>
-      <w:pPr>
-        <w:numPr>
-          <w:ilvl w:val="0"/>
-          <w:numId w:val="74"/>
-        </w:numPr>
-        <w:rPr>
-          <w:rFonts w:ascii="Inter" w:hAnsi="Inter"/>
-        </w:rPr>
-      </w:pPr>
-      <w:r>
-        <w:rPr>
-          <w:rFonts w:ascii="Inter" w:hAnsi="Inter"/>
-          <w:i/>
-          <w:iCs/>
-        </w:rPr>
-        <w:t>From His Presence</w:t>
-      </w:r>
-      <w:r>
-        <w:rPr>
-          <w:rFonts w:ascii="Inter" w:hAnsi="Inter"/>
-        </w:rPr>
-        <w:t xml:space="preserve">. (n.d.). Look now for seven-fold restoration of financial losses. Retrieved April 14, 2026, from </w:t>
-      </w:r>
-      <w:hyperlink r:id="rId34" w:tgtFrame="_blank" w:history="1">
-        <w:r>
-          <w:rPr>
-            <w:rStyle w:val="Hyperlink"/>
-            <w:rFonts w:ascii="Inter" w:hAnsi="Inter"/>
-          </w:rPr>
-          <w:t>https://www.fromhispresence.com/look-now-seven-fold-restoration-financial-losses/</w:t>
-        </w:r>
-      </w:hyperlink>
-    </w:p>
-    <w:p>
-      <w:pPr>
-        <w:numPr>
-          <w:ilvl w:val="0"/>
-          <w:numId w:val="74"/>
-        </w:numPr>
-        <w:rPr>
-          <w:rFonts w:ascii="Inter" w:hAnsi="Inter"/>
-        </w:rPr>
-      </w:pPr>
-      <w:r>
-        <w:rPr>
-          <w:rFonts w:ascii="Inter" w:hAnsi="Inter"/>
-          <w:i/>
-          <w:iCs/>
-        </w:rPr>
-        <w:t>GotQuestions.org</w:t>
-      </w:r>
-      <w:r>
-        <w:rPr>
-          <w:rFonts w:ascii="Inter" w:hAnsi="Inter"/>
-        </w:rPr>
-        <w:t xml:space="preserve">. (n.d.). What does the Bible say about restitution? Retrieved April 14, 2026, from </w:t>
-      </w:r>
-      <w:hyperlink r:id="rId35" w:tgtFrame="_blank" w:history="1">
-        <w:r>
-          <w:rPr>
-            <w:rStyle w:val="Hyperlink"/>
-            <w:rFonts w:ascii="Inter" w:hAnsi="Inter"/>
-          </w:rPr>
-          <w:t>https://www.gotquestions.org/restitution-Bible.html</w:t>
-        </w:r>
-      </w:hyperlink>
-    </w:p>
-    <w:p>
-      <w:pPr>
-        <w:numPr>
-          <w:ilvl w:val="0"/>
-          <w:numId w:val="74"/>
-        </w:numPr>
-        <w:rPr>
-          <w:rFonts w:ascii="Inter" w:hAnsi="Inter"/>
-        </w:rPr>
-      </w:pPr>
-      <w:r>
-        <w:rPr>
-          <w:rFonts w:ascii="Inter" w:hAnsi="Inter"/>
-          <w:i/>
-          <w:iCs/>
-        </w:rPr>
-        <w:t>OpenBible.info</w:t>
-      </w:r>
-      <w:r>
-        <w:rPr>
-          <w:rFonts w:ascii="Inter" w:hAnsi="Inter"/>
-        </w:rPr>
-        <w:t xml:space="preserve">. (n.d.). Stolen property. Retrieved April 14, 2026, from </w:t>
-      </w:r>
-      <w:hyperlink r:id="rId36" w:tgtFrame="_blank" w:history="1">
-        <w:r>
-          <w:rPr>
-            <w:rStyle w:val="Hyperlink"/>
-            <w:rFonts w:ascii="Inter" w:hAnsi="Inter"/>
-          </w:rPr>
-          <w:t>https://www.openbible.info/topics/stolen_property</w:t>
-        </w:r>
-      </w:hyperlink>
     </w:p>
     <w:p>
       <w:pPr>
@@ -3264,7 +1875,7 @@
                     </pic:cNvPicPr>
                   </pic:nvPicPr>
                   <pic:blipFill>
-                    <a:blip r:embed="rId37">
+                    <a:blip r:embed="rId7">
                       <a:extLst>
                         <a:ext uri="{28A0092B-C50C-407E-A947-70E740481C1C}">
                           <a14:useLocalDpi xmlns:a14="http://schemas.microsoft.com/office/drawing/2010/main" val="0"/>
@@ -3401,7 +2012,7 @@
           <w:rFonts w:ascii="Inter" w:hAnsi="Inter"/>
         </w:rPr>
       </w:pPr>
-      <w:hyperlink r:id="rId38" w:history="1">
+      <w:hyperlink r:id="rId8" w:history="1">
         <w:r>
           <w:rPr>
             <w:rStyle w:val="Hyperlink"/>
@@ -3412,10 +2023,10 @@
       </w:hyperlink>
     </w:p>
     <w:sectPr>
-      <w:footerReference w:type="even" r:id="rId39"/>
-      <w:footerReference w:type="default" r:id="rId40"/>
-      <w:headerReference w:type="first" r:id="rId41"/>
-      <w:footerReference w:type="first" r:id="rId42"/>
+      <w:footerReference w:type="even" r:id="rId9"/>
+      <w:footerReference w:type="default" r:id="rId10"/>
+      <w:headerReference w:type="first" r:id="rId11"/>
+      <w:footerReference w:type="first" r:id="rId12"/>
       <w:pgSz w:w="12240" w:h="15840"/>
       <w:pgMar w:top="1440" w:right="1440" w:bottom="1440" w:left="1440" w:header="720" w:footer="720" w:gutter="0"/>
       <w:cols w:space="720"/>

--- a/Q1_Lectures/Hofstad_FHCC_Sermon_14.docx
+++ b/Q1_Lectures/Hofstad_FHCC_Sermon_14.docx
@@ -531,21 +531,7 @@
         <w:rPr>
           <w:rFonts w:ascii="Inter" w:hAnsi="Inter"/>
         </w:rPr>
-        <w:t xml:space="preserve">This is about clear communication. If you need help, state your designation, state your coordinates, and make the call. If you </w:t>
-      </w:r>
-      <w:proofErr w:type="gramStart"/>
-      <w:r>
-        <w:rPr>
-          <w:rFonts w:ascii="Inter" w:hAnsi="Inter"/>
-        </w:rPr>
-        <w:t>have to</w:t>
-      </w:r>
-      <w:proofErr w:type="gramEnd"/>
-      <w:r>
-        <w:rPr>
-          <w:rFonts w:ascii="Inter" w:hAnsi="Inter"/>
-        </w:rPr>
-        <w:t xml:space="preserve"> announce your allegiance to the Supreme Commander in front of hostile forces to get the extraction, you do it without hesitation. Do not be afraid to speak about your faith, because your faith is your comms link to the fleet.</w:t>
+        <w:t>This is about clear communication. If you need help, state your designation, state your coordinates, and make the call. If you have to announce your allegiance to the Supreme Commander in front of hostile forces to get the extraction, you do it without hesitation. Do not be afraid to speak about your faith, because your faith is your comms link to the fleet.</w:t>
       </w:r>
     </w:p>
     <w:p>
@@ -1349,69 +1335,27 @@
         <w:rPr>
           <w:rFonts w:ascii="Inter" w:hAnsi="Inter"/>
         </w:rPr>
-        <w:t xml:space="preserve">You are on a mission authorized by the Creator of the </w:t>
+        <w:t>You are on a mission authorized by the Creator of the cosmos. If you are pinned down by the enemy, if the casualties are mounting, or if the corruption is closing in, you do not suffer in silence.</w:t>
       </w:r>
-      <w:proofErr w:type="gramStart"/>
+    </w:p>
+    <w:p>
+      <w:pPr>
+        <w:rPr>
+          <w:rFonts w:ascii="Inter" w:hAnsi="Inter"/>
+        </w:rPr>
+      </w:pPr>
+    </w:p>
+    <w:p>
+      <w:pPr>
+        <w:rPr>
+          <w:rFonts w:ascii="Inter" w:hAnsi="Inter"/>
+        </w:rPr>
+      </w:pPr>
       <w:r>
         <w:rPr>
           <w:rFonts w:ascii="Inter" w:hAnsi="Inter"/>
         </w:rPr>
-        <w:t>cosmos</w:t>
-      </w:r>
-      <w:proofErr w:type="gramEnd"/>
-      <w:r>
-        <w:rPr>
-          <w:rFonts w:ascii="Inter" w:hAnsi="Inter"/>
-        </w:rPr>
-        <w:t>. If you are pinned down by the enemy, if the casualties are mounting, or if the corruption is closing in, you do not suffer in silence.</w:t>
-      </w:r>
-    </w:p>
-    <w:p>
-      <w:pPr>
-        <w:rPr>
-          <w:rFonts w:ascii="Inter" w:hAnsi="Inter"/>
-        </w:rPr>
-      </w:pPr>
-    </w:p>
-    <w:p>
-      <w:pPr>
-        <w:rPr>
-          <w:rFonts w:ascii="Inter" w:hAnsi="Inter"/>
-        </w:rPr>
-      </w:pPr>
-      <w:r>
-        <w:rPr>
-          <w:rFonts w:ascii="Inter" w:hAnsi="Inter"/>
-        </w:rPr>
-        <w:t xml:space="preserve">You key the mic. You call out to the fleet. You ask the Commander for the angelic extraction. Have </w:t>
-      </w:r>
-      <w:proofErr w:type="gramStart"/>
-      <w:r>
-        <w:rPr>
-          <w:rFonts w:ascii="Inter" w:hAnsi="Inter"/>
-        </w:rPr>
-        <w:t>the faith</w:t>
-      </w:r>
-      <w:proofErr w:type="gramEnd"/>
-      <w:r>
-        <w:rPr>
-          <w:rFonts w:ascii="Inter" w:hAnsi="Inter"/>
-        </w:rPr>
-        <w:t xml:space="preserve"> </w:t>
-      </w:r>
-      <w:proofErr w:type="gramStart"/>
-      <w:r>
-        <w:rPr>
-          <w:rFonts w:ascii="Inter" w:hAnsi="Inter"/>
-        </w:rPr>
-        <w:t>to make</w:t>
-      </w:r>
-      <w:proofErr w:type="gramEnd"/>
-      <w:r>
-        <w:rPr>
-          <w:rFonts w:ascii="Inter" w:hAnsi="Inter"/>
-        </w:rPr>
-        <w:t xml:space="preserve"> the call, and the righteousness to stand when the door opens.</w:t>
+        <w:t>You key the mic. You call out to the fleet. You ask the Commander for the angelic extraction. Have the faith to make the call, and the righteousness to stand when the door opens.</w:t>
       </w:r>
     </w:p>
     <w:p>
@@ -1505,6 +1449,1175 @@
           <w:rFonts w:ascii="Inter" w:hAnsi="Inter"/>
         </w:rPr>
       </w:pPr>
+    </w:p>
+    <w:p>
+      <w:pPr>
+        <w:rPr>
+          <w:rFonts w:ascii="Inter" w:hAnsi="Inter"/>
+        </w:rPr>
+      </w:pPr>
+    </w:p>
+    <w:p>
+      <w:pPr>
+        <w:rPr>
+          <w:rFonts w:ascii="Inter" w:hAnsi="Inter"/>
+        </w:rPr>
+      </w:pPr>
+    </w:p>
+    <w:p>
+      <w:pPr>
+        <w:rPr>
+          <w:rFonts w:ascii="Inter" w:hAnsi="Inter"/>
+        </w:rPr>
+      </w:pPr>
+    </w:p>
+    <w:p>
+      <w:pPr>
+        <w:rPr>
+          <w:rFonts w:ascii="Inter" w:hAnsi="Inter"/>
+        </w:rPr>
+      </w:pPr>
+    </w:p>
+    <w:p>
+      <w:pPr>
+        <w:rPr>
+          <w:rFonts w:ascii="Inter" w:hAnsi="Inter"/>
+        </w:rPr>
+      </w:pPr>
+    </w:p>
+    <w:p>
+      <w:pPr>
+        <w:rPr>
+          <w:rFonts w:ascii="Inter" w:hAnsi="Inter"/>
+        </w:rPr>
+      </w:pPr>
+    </w:p>
+    <w:p>
+      <w:pPr>
+        <w:rPr>
+          <w:rFonts w:ascii="Inter" w:hAnsi="Inter"/>
+        </w:rPr>
+      </w:pPr>
+    </w:p>
+    <w:p>
+      <w:pPr>
+        <w:rPr>
+          <w:rFonts w:ascii="Inter" w:hAnsi="Inter"/>
+        </w:rPr>
+      </w:pPr>
+    </w:p>
+    <w:p>
+      <w:pPr>
+        <w:rPr>
+          <w:rFonts w:ascii="Inter" w:hAnsi="Inter"/>
+          <w:b/>
+          <w:bCs/>
+        </w:rPr>
+      </w:pPr>
+      <w:r>
+        <w:rPr>
+          <w:rFonts w:ascii="Inter" w:hAnsi="Inter"/>
+          <w:b/>
+          <w:bCs/>
+        </w:rPr>
+        <w:lastRenderedPageBreak/>
+        <w:t>References:</w:t>
+      </w:r>
+    </w:p>
+    <w:p>
+      <w:pPr>
+        <w:rPr>
+          <w:rFonts w:ascii="Inter" w:hAnsi="Inter"/>
+          <w:b/>
+          <w:bCs/>
+        </w:rPr>
+      </w:pPr>
+    </w:p>
+    <w:p>
+      <w:pPr>
+        <w:rPr>
+          <w:rFonts w:ascii="Inter" w:hAnsi="Inter"/>
+          <w:b/>
+          <w:bCs/>
+        </w:rPr>
+      </w:pPr>
+      <w:r>
+        <w:rPr>
+          <w:rFonts w:ascii="Inter" w:hAnsi="Inter"/>
+          <w:b/>
+          <w:bCs/>
+        </w:rPr>
+        <w:t>Document: What does the ISR Scriptures say faith?</w:t>
+      </w:r>
+    </w:p>
+    <w:p>
+      <w:pPr>
+        <w:rPr>
+          <w:rFonts w:ascii="Inter" w:hAnsi="Inter"/>
+          <w:b/>
+          <w:bCs/>
+        </w:rPr>
+      </w:pPr>
+    </w:p>
+    <w:p>
+      <w:pPr>
+        <w:numPr>
+          <w:ilvl w:val="0"/>
+          <w:numId w:val="78"/>
+        </w:numPr>
+        <w:rPr>
+          <w:rFonts w:ascii="Inter" w:hAnsi="Inter"/>
+        </w:rPr>
+      </w:pPr>
+      <w:r>
+        <w:rPr>
+          <w:rFonts w:ascii="Inter" w:hAnsi="Inter"/>
+          <w:i/>
+          <w:iCs/>
+        </w:rPr>
+        <w:t>Bible verses about faith</w:t>
+      </w:r>
+      <w:r>
+        <w:rPr>
+          <w:rFonts w:ascii="Inter" w:hAnsi="Inter"/>
+        </w:rPr>
+        <w:t xml:space="preserve">. (n.d.). Compassion. Retrieved April 22, 2026, from </w:t>
+      </w:r>
+      <w:hyperlink r:id="rId7" w:tgtFrame="_blank" w:history="1">
+        <w:r>
+          <w:rPr>
+            <w:rStyle w:val="Hyperlink"/>
+            <w:rFonts w:ascii="Inter" w:hAnsi="Inter"/>
+          </w:rPr>
+          <w:t>https://www.compassion.com/blog/bible-verses-about-faith/</w:t>
+        </w:r>
+      </w:hyperlink>
+    </w:p>
+    <w:p>
+      <w:pPr>
+        <w:numPr>
+          <w:ilvl w:val="0"/>
+          <w:numId w:val="78"/>
+        </w:numPr>
+        <w:rPr>
+          <w:rFonts w:ascii="Inter" w:hAnsi="Inter"/>
+        </w:rPr>
+      </w:pPr>
+      <w:r>
+        <w:rPr>
+          <w:rFonts w:ascii="Inter" w:hAnsi="Inter"/>
+          <w:i/>
+          <w:iCs/>
+        </w:rPr>
+        <w:t>Bible verses on faith</w:t>
+      </w:r>
+      <w:r>
+        <w:rPr>
+          <w:rFonts w:ascii="Inter" w:hAnsi="Inter"/>
+        </w:rPr>
+        <w:t xml:space="preserve">. (n.d.). Logos. Retrieved April 22, 2026, from </w:t>
+      </w:r>
+      <w:hyperlink r:id="rId8" w:tgtFrame="_blank" w:history="1">
+        <w:r>
+          <w:rPr>
+            <w:rStyle w:val="Hyperlink"/>
+            <w:rFonts w:ascii="Inter" w:hAnsi="Inter"/>
+          </w:rPr>
+          <w:t>https://www.logos.com/grow/nook-bible-verses-on-faith/</w:t>
+        </w:r>
+      </w:hyperlink>
+    </w:p>
+    <w:p>
+      <w:pPr>
+        <w:numPr>
+          <w:ilvl w:val="0"/>
+          <w:numId w:val="78"/>
+        </w:numPr>
+        <w:rPr>
+          <w:rFonts w:ascii="Inter" w:hAnsi="Inter"/>
+        </w:rPr>
+      </w:pPr>
+      <w:r>
+        <w:rPr>
+          <w:rFonts w:ascii="Inter" w:hAnsi="Inter"/>
+          <w:i/>
+          <w:iCs/>
+        </w:rPr>
+        <w:t>Faith</w:t>
+      </w:r>
+      <w:r>
+        <w:rPr>
+          <w:rFonts w:ascii="Inter" w:hAnsi="Inter"/>
+        </w:rPr>
+        <w:t xml:space="preserve">. (n.d.). OpenBible.info. Retrieved April 22, 2026, from </w:t>
+      </w:r>
+      <w:hyperlink r:id="rId9" w:tgtFrame="_blank" w:history="1">
+        <w:r>
+          <w:rPr>
+            <w:rStyle w:val="Hyperlink"/>
+            <w:rFonts w:ascii="Inter" w:hAnsi="Inter"/>
+          </w:rPr>
+          <w:t>https://www.openbible.info/topics/faith</w:t>
+        </w:r>
+      </w:hyperlink>
+    </w:p>
+    <w:p>
+      <w:pPr>
+        <w:numPr>
+          <w:ilvl w:val="0"/>
+          <w:numId w:val="78"/>
+        </w:numPr>
+        <w:rPr>
+          <w:rFonts w:ascii="Inter" w:hAnsi="Inter"/>
+        </w:rPr>
+      </w:pPr>
+      <w:r>
+        <w:rPr>
+          <w:rFonts w:ascii="Inter" w:hAnsi="Inter"/>
+          <w:i/>
+          <w:iCs/>
+        </w:rPr>
+        <w:t>Faith comes by hearing</w:t>
+      </w:r>
+      <w:r>
+        <w:rPr>
+          <w:rFonts w:ascii="Inter" w:hAnsi="Inter"/>
+        </w:rPr>
+        <w:t xml:space="preserve">. (2023). First15. Retrieved April 22, 2026, from </w:t>
+      </w:r>
+      <w:hyperlink r:id="rId10" w:tgtFrame="_blank" w:history="1">
+        <w:r>
+          <w:rPr>
+            <w:rStyle w:val="Hyperlink"/>
+            <w:rFonts w:ascii="Inter" w:hAnsi="Inter"/>
+          </w:rPr>
+          <w:t>https://www.first15.org/devotionals/faith-comes-by-hearing-2023/</w:t>
+        </w:r>
+      </w:hyperlink>
+    </w:p>
+    <w:p>
+      <w:pPr>
+        <w:numPr>
+          <w:ilvl w:val="0"/>
+          <w:numId w:val="78"/>
+        </w:numPr>
+        <w:rPr>
+          <w:rFonts w:ascii="Inter" w:hAnsi="Inter"/>
+        </w:rPr>
+      </w:pPr>
+      <w:r>
+        <w:rPr>
+          <w:rFonts w:ascii="Inter" w:hAnsi="Inter"/>
+          <w:i/>
+          <w:iCs/>
+        </w:rPr>
+        <w:t>Hebrews 11 (NIV)</w:t>
+      </w:r>
+      <w:r>
+        <w:rPr>
+          <w:rFonts w:ascii="Inter" w:hAnsi="Inter"/>
+        </w:rPr>
+        <w:t xml:space="preserve">. (n.d.). BibleGateway. Retrieved April 22, 2026, from </w:t>
+      </w:r>
+      <w:hyperlink r:id="rId11" w:tgtFrame="_blank" w:history="1">
+        <w:r>
+          <w:rPr>
+            <w:rStyle w:val="Hyperlink"/>
+            <w:rFonts w:ascii="Inter" w:hAnsi="Inter"/>
+          </w:rPr>
+          <w:t>https://www.biblegateway.com/passage/?search=Hebrews+11&amp;version=NIV</w:t>
+        </w:r>
+      </w:hyperlink>
+    </w:p>
+    <w:p>
+      <w:pPr>
+        <w:numPr>
+          <w:ilvl w:val="0"/>
+          <w:numId w:val="78"/>
+        </w:numPr>
+        <w:rPr>
+          <w:rFonts w:ascii="Inter" w:hAnsi="Inter"/>
+        </w:rPr>
+      </w:pPr>
+      <w:r>
+        <w:rPr>
+          <w:rFonts w:ascii="Inter" w:hAnsi="Inter"/>
+          <w:i/>
+          <w:iCs/>
+        </w:rPr>
+        <w:t>I6HYRjAEQuM</w:t>
+      </w:r>
+      <w:r>
+        <w:rPr>
+          <w:rFonts w:ascii="Inter" w:hAnsi="Inter"/>
+        </w:rPr>
+        <w:t xml:space="preserve"> [Video]. (n.d.). YouTube. Retrieved April 22, 2026, from </w:t>
+      </w:r>
+      <w:hyperlink r:id="rId12" w:tgtFrame="_blank" w:history="1">
+        <w:r>
+          <w:rPr>
+            <w:rStyle w:val="Hyperlink"/>
+            <w:rFonts w:ascii="Inter" w:hAnsi="Inter"/>
+          </w:rPr>
+          <w:t>https://www.youtube.com/watch?v=I6HYRjAEQuM</w:t>
+        </w:r>
+      </w:hyperlink>
+    </w:p>
+    <w:p>
+      <w:pPr>
+        <w:numPr>
+          <w:ilvl w:val="0"/>
+          <w:numId w:val="78"/>
+        </w:numPr>
+        <w:rPr>
+          <w:rFonts w:ascii="Inter" w:hAnsi="Inter"/>
+        </w:rPr>
+      </w:pPr>
+      <w:r>
+        <w:rPr>
+          <w:rFonts w:ascii="Inter" w:hAnsi="Inter"/>
+          <w:i/>
+          <w:iCs/>
+        </w:rPr>
+        <w:t>In Romans 1:17, what does Paul mean by from faith to faith...</w:t>
+      </w:r>
+      <w:r>
+        <w:rPr>
+          <w:rFonts w:ascii="Inter" w:hAnsi="Inter"/>
+        </w:rPr>
+        <w:t xml:space="preserve"> (n.d.). Hermeneutics </w:t>
+      </w:r>
+      <w:proofErr w:type="spellStart"/>
+      <w:r>
+        <w:rPr>
+          <w:rFonts w:ascii="Inter" w:hAnsi="Inter"/>
+        </w:rPr>
+        <w:t>StackExchange</w:t>
+      </w:r>
+      <w:proofErr w:type="spellEnd"/>
+      <w:r>
+        <w:rPr>
+          <w:rFonts w:ascii="Inter" w:hAnsi="Inter"/>
+        </w:rPr>
+        <w:t xml:space="preserve">. Retrieved April 22, 2026, from </w:t>
+      </w:r>
+      <w:hyperlink r:id="rId13" w:tgtFrame="_blank" w:history="1">
+        <w:r>
+          <w:rPr>
+            <w:rStyle w:val="Hyperlink"/>
+            <w:rFonts w:ascii="Inter" w:hAnsi="Inter"/>
+          </w:rPr>
+          <w:t>https://hermeneutics.stackexchange.com/questions/21841/in-romans-117-what-does-paul-mean-by-from-faith-to-faith</w:t>
+        </w:r>
+      </w:hyperlink>
+      <w:r>
+        <w:rPr>
+          <w:rFonts w:ascii="Inter" w:hAnsi="Inter"/>
+        </w:rPr>
+        <w:t>...</w:t>
+      </w:r>
+    </w:p>
+    <w:p>
+      <w:pPr>
+        <w:numPr>
+          <w:ilvl w:val="0"/>
+          <w:numId w:val="78"/>
+        </w:numPr>
+        <w:rPr>
+          <w:rFonts w:ascii="Inter" w:hAnsi="Inter"/>
+        </w:rPr>
+      </w:pPr>
+      <w:r>
+        <w:rPr>
+          <w:rFonts w:ascii="Inter" w:hAnsi="Inter"/>
+          <w:i/>
+          <w:iCs/>
+        </w:rPr>
+        <w:t>jU94o_1KHME</w:t>
+      </w:r>
+      <w:r>
+        <w:rPr>
+          <w:rFonts w:ascii="Inter" w:hAnsi="Inter"/>
+        </w:rPr>
+        <w:t xml:space="preserve"> [Video]. (n.d.). YouTube. Retrieved April 22, 2026, from </w:t>
+      </w:r>
+      <w:hyperlink r:id="rId14" w:tgtFrame="_blank" w:history="1">
+        <w:r>
+          <w:rPr>
+            <w:rStyle w:val="Hyperlink"/>
+            <w:rFonts w:ascii="Inter" w:hAnsi="Inter"/>
+          </w:rPr>
+          <w:t>https://www.youtube.com/watch?v=jU94o_1KHME</w:t>
+        </w:r>
+      </w:hyperlink>
+    </w:p>
+    <w:p>
+      <w:pPr>
+        <w:numPr>
+          <w:ilvl w:val="0"/>
+          <w:numId w:val="78"/>
+        </w:numPr>
+        <w:rPr>
+          <w:rFonts w:ascii="Inter" w:hAnsi="Inter"/>
+        </w:rPr>
+      </w:pPr>
+      <w:r>
+        <w:rPr>
+          <w:rFonts w:ascii="Inter" w:hAnsi="Inter"/>
+          <w:i/>
+          <w:iCs/>
+        </w:rPr>
+        <w:t>Now faith is the substance of things hoped for...</w:t>
+      </w:r>
+      <w:r>
+        <w:rPr>
+          <w:rFonts w:ascii="Inter" w:hAnsi="Inter"/>
+        </w:rPr>
+        <w:t xml:space="preserve"> [Video]. (n.d.). Facebook / Billy Graham Library. Retrieved April 22, 2026, from </w:t>
+      </w:r>
+      <w:hyperlink r:id="rId15" w:tgtFrame="_blank" w:history="1">
+        <w:r>
+          <w:rPr>
+            <w:rStyle w:val="Hyperlink"/>
+            <w:rFonts w:ascii="Inter" w:hAnsi="Inter"/>
+          </w:rPr>
+          <w:t>https://www.facebook.com/BillyGrahamLibrary/videos/now-faith-is-the-substance-of-things-hoped-for-the-evidence-of-things-not-seen-h/585687607381246/</w:t>
+        </w:r>
+      </w:hyperlink>
+    </w:p>
+    <w:p>
+      <w:pPr>
+        <w:numPr>
+          <w:ilvl w:val="0"/>
+          <w:numId w:val="78"/>
+        </w:numPr>
+        <w:rPr>
+          <w:rFonts w:ascii="Inter" w:hAnsi="Inter"/>
+        </w:rPr>
+      </w:pPr>
+      <w:r>
+        <w:rPr>
+          <w:rFonts w:ascii="Inter" w:hAnsi="Inter"/>
+          <w:i/>
+          <w:iCs/>
+        </w:rPr>
+        <w:t>What does the Bible say about faith...</w:t>
+      </w:r>
+      <w:r>
+        <w:rPr>
+          <w:rFonts w:ascii="Inter" w:hAnsi="Inter"/>
+        </w:rPr>
+        <w:t xml:space="preserve"> (n.d.). Facebook / Truth For Life. Retrieved April 22, 2026, from </w:t>
+      </w:r>
+      <w:hyperlink r:id="rId16" w:tgtFrame="_blank" w:history="1">
+        <w:r>
+          <w:rPr>
+            <w:rStyle w:val="Hyperlink"/>
+            <w:rFonts w:ascii="Inter" w:hAnsi="Inter"/>
+          </w:rPr>
+          <w:t>https://www.facebook.com/truthforlife/posts/what-does-the-bible-say-about-faith-read-helpful-and-insightful-verses-on-the-to/838271784996870/</w:t>
+        </w:r>
+      </w:hyperlink>
+    </w:p>
+    <w:p>
+      <w:pPr>
+        <w:numPr>
+          <w:ilvl w:val="0"/>
+          <w:numId w:val="78"/>
+        </w:numPr>
+        <w:rPr>
+          <w:rFonts w:ascii="Inter" w:hAnsi="Inter"/>
+        </w:rPr>
+      </w:pPr>
+      <w:r>
+        <w:rPr>
+          <w:rFonts w:ascii="Inter" w:hAnsi="Inter"/>
+          <w:i/>
+          <w:iCs/>
+        </w:rPr>
+        <w:t>xP5vVQ-0tVE</w:t>
+      </w:r>
+      <w:r>
+        <w:rPr>
+          <w:rFonts w:ascii="Inter" w:hAnsi="Inter"/>
+        </w:rPr>
+        <w:t xml:space="preserve"> [Video]. (n.d.). YouTube. Retrieved April 22, 2026, from </w:t>
+      </w:r>
+      <w:hyperlink r:id="rId17" w:tgtFrame="_blank" w:history="1">
+        <w:r>
+          <w:rPr>
+            <w:rStyle w:val="Hyperlink"/>
+            <w:rFonts w:ascii="Inter" w:hAnsi="Inter"/>
+          </w:rPr>
+          <w:t>https://www.youtube.com/watch?v=xP5vVQ-0tVE</w:t>
+        </w:r>
+      </w:hyperlink>
+    </w:p>
+    <w:p>
+      <w:pPr>
+        <w:rPr>
+          <w:rFonts w:ascii="Inter" w:hAnsi="Inter"/>
+        </w:rPr>
+      </w:pPr>
+    </w:p>
+    <w:p>
+      <w:pPr>
+        <w:rPr>
+          <w:rFonts w:ascii="Inter" w:hAnsi="Inter"/>
+          <w:b/>
+          <w:bCs/>
+        </w:rPr>
+      </w:pPr>
+      <w:r>
+        <w:rPr>
+          <w:rFonts w:ascii="Inter" w:hAnsi="Inter"/>
+          <w:b/>
+          <w:bCs/>
+        </w:rPr>
+        <w:t>Document: What does the ISR Scriptures say about praying loudly for help?</w:t>
+      </w:r>
+    </w:p>
+    <w:p>
+      <w:pPr>
+        <w:rPr>
+          <w:rFonts w:ascii="Inter" w:hAnsi="Inter"/>
+          <w:b/>
+          <w:bCs/>
+        </w:rPr>
+      </w:pPr>
+    </w:p>
+    <w:p>
+      <w:pPr>
+        <w:numPr>
+          <w:ilvl w:val="0"/>
+          <w:numId w:val="79"/>
+        </w:numPr>
+        <w:rPr>
+          <w:rFonts w:ascii="Inter" w:hAnsi="Inter"/>
+        </w:rPr>
+      </w:pPr>
+      <w:r>
+        <w:rPr>
+          <w:rFonts w:ascii="Inter" w:hAnsi="Inter"/>
+          <w:i/>
+          <w:iCs/>
+        </w:rPr>
+        <w:t>6 good reasons to shout your prayers</w:t>
+      </w:r>
+      <w:r>
+        <w:rPr>
+          <w:rFonts w:ascii="Inter" w:hAnsi="Inter"/>
+        </w:rPr>
+        <w:t xml:space="preserve">. (n.d.). Guideposts. Retrieved April 22, 2026, from </w:t>
+      </w:r>
+      <w:hyperlink r:id="rId18" w:tgtFrame="_blank" w:history="1">
+        <w:r>
+          <w:rPr>
+            <w:rStyle w:val="Hyperlink"/>
+            <w:rFonts w:ascii="Inter" w:hAnsi="Inter"/>
+          </w:rPr>
+          <w:t>https://guideposts.org/prayer/prayers-for-stronger-faith/6-good-reasons-to-shout-your-prayers/</w:t>
+        </w:r>
+      </w:hyperlink>
+    </w:p>
+    <w:p>
+      <w:pPr>
+        <w:numPr>
+          <w:ilvl w:val="0"/>
+          <w:numId w:val="79"/>
+        </w:numPr>
+        <w:rPr>
+          <w:rFonts w:ascii="Inter" w:hAnsi="Inter"/>
+        </w:rPr>
+      </w:pPr>
+      <w:r>
+        <w:rPr>
+          <w:rFonts w:ascii="Inter" w:hAnsi="Inter"/>
+          <w:i/>
+          <w:iCs/>
+        </w:rPr>
+        <w:t>Does God only hear us when we pray out loud or does he hear silent prayers also?</w:t>
+      </w:r>
+      <w:r>
+        <w:rPr>
+          <w:rFonts w:ascii="Inter" w:hAnsi="Inter"/>
+        </w:rPr>
+        <w:t xml:space="preserve"> (n.d.). Billy Graham Evangelistic Association. Retrieved April 22, 2026, from </w:t>
+      </w:r>
+      <w:hyperlink r:id="rId19" w:tgtFrame="_blank" w:history="1">
+        <w:r>
+          <w:rPr>
+            <w:rStyle w:val="Hyperlink"/>
+            <w:rFonts w:ascii="Inter" w:hAnsi="Inter"/>
+          </w:rPr>
+          <w:t>https://billygraham.org/answers/does-god-only-hear-us-when-we-pray-out-loud-or-does-he-hear-silent-prayers-also</w:t>
+        </w:r>
+      </w:hyperlink>
+    </w:p>
+    <w:p>
+      <w:pPr>
+        <w:numPr>
+          <w:ilvl w:val="0"/>
+          <w:numId w:val="79"/>
+        </w:numPr>
+        <w:rPr>
+          <w:rFonts w:ascii="Inter" w:hAnsi="Inter"/>
+        </w:rPr>
+      </w:pPr>
+      <w:r>
+        <w:rPr>
+          <w:rFonts w:ascii="Inter" w:hAnsi="Inter"/>
+          <w:i/>
+          <w:iCs/>
+        </w:rPr>
+        <w:t>Matthew 6:5-15 (ERV)</w:t>
+      </w:r>
+      <w:r>
+        <w:rPr>
+          <w:rFonts w:ascii="Inter" w:hAnsi="Inter"/>
+        </w:rPr>
+        <w:t xml:space="preserve">. (n.d.). Bible.com. Retrieved April 22, 2026, from </w:t>
+      </w:r>
+      <w:hyperlink r:id="rId20" w:tgtFrame="_blank" w:history="1">
+        <w:r>
+          <w:rPr>
+            <w:rStyle w:val="Hyperlink"/>
+            <w:rFonts w:ascii="Inter" w:hAnsi="Inter"/>
+          </w:rPr>
+          <w:t>https://www.bible.com/bible/406/MAT.6.5-15.ERV</w:t>
+        </w:r>
+      </w:hyperlink>
+    </w:p>
+    <w:p>
+      <w:pPr>
+        <w:numPr>
+          <w:ilvl w:val="0"/>
+          <w:numId w:val="79"/>
+        </w:numPr>
+        <w:rPr>
+          <w:rFonts w:ascii="Inter" w:hAnsi="Inter"/>
+        </w:rPr>
+      </w:pPr>
+      <w:r>
+        <w:rPr>
+          <w:rFonts w:ascii="Inter" w:hAnsi="Inter"/>
+          <w:i/>
+          <w:iCs/>
+        </w:rPr>
+        <w:t>On shouting in prayer and praise</w:t>
+      </w:r>
+      <w:r>
+        <w:rPr>
+          <w:rFonts w:ascii="Inter" w:hAnsi="Inter"/>
+        </w:rPr>
+        <w:t xml:space="preserve">. (2018, October 28). Father Martin Blog. Retrieved April 22, 2026, from </w:t>
+      </w:r>
+      <w:hyperlink r:id="rId21" w:tgtFrame="_blank" w:history="1">
+        <w:r>
+          <w:rPr>
+            <w:rStyle w:val="Hyperlink"/>
+            <w:rFonts w:ascii="Inter" w:hAnsi="Inter"/>
+          </w:rPr>
+          <w:t>https://fathermartinblog.wordpress.com/2018/10/28/on-shouting-in-prayer-and-</w:t>
+        </w:r>
+        <w:r>
+          <w:rPr>
+            <w:rStyle w:val="Hyperlink"/>
+            <w:rFonts w:ascii="Inter" w:hAnsi="Inter"/>
+          </w:rPr>
+          <w:lastRenderedPageBreak/>
+          <w:t>praise/</w:t>
+        </w:r>
+      </w:hyperlink>
+    </w:p>
+    <w:p>
+      <w:pPr>
+        <w:numPr>
+          <w:ilvl w:val="0"/>
+          <w:numId w:val="79"/>
+        </w:numPr>
+        <w:rPr>
+          <w:rFonts w:ascii="Inter" w:hAnsi="Inter"/>
+        </w:rPr>
+      </w:pPr>
+      <w:r>
+        <w:rPr>
+          <w:rFonts w:ascii="Inter" w:hAnsi="Inter"/>
+          <w:i/>
+          <w:iCs/>
+        </w:rPr>
+        <w:t>Praying out loud</w:t>
+      </w:r>
+      <w:r>
+        <w:rPr>
+          <w:rFonts w:ascii="Inter" w:hAnsi="Inter"/>
+        </w:rPr>
+        <w:t xml:space="preserve">. (n.d.). GotQuestions.org. Retrieved April 22, 2026, from </w:t>
+      </w:r>
+      <w:hyperlink r:id="rId22" w:tgtFrame="_blank" w:history="1">
+        <w:r>
+          <w:rPr>
+            <w:rStyle w:val="Hyperlink"/>
+            <w:rFonts w:ascii="Inter" w:hAnsi="Inter"/>
+          </w:rPr>
+          <w:t>https://www.gotquestions.org/praying-out-loud.html</w:t>
+        </w:r>
+      </w:hyperlink>
+    </w:p>
+    <w:p>
+      <w:pPr>
+        <w:numPr>
+          <w:ilvl w:val="0"/>
+          <w:numId w:val="79"/>
+        </w:numPr>
+        <w:rPr>
+          <w:rFonts w:ascii="Inter" w:hAnsi="Inter"/>
+        </w:rPr>
+      </w:pPr>
+      <w:r>
+        <w:rPr>
+          <w:rFonts w:ascii="Inter" w:hAnsi="Inter"/>
+          <w:i/>
+          <w:iCs/>
+        </w:rPr>
+        <w:t>Praying out loud</w:t>
+      </w:r>
+      <w:r>
+        <w:rPr>
+          <w:rFonts w:ascii="Inter" w:hAnsi="Inter"/>
+        </w:rPr>
+        <w:t xml:space="preserve">. (n.d.). OpenBible.info. Retrieved April 22, 2026, from </w:t>
+      </w:r>
+      <w:hyperlink r:id="rId23" w:tgtFrame="_blank" w:history="1">
+        <w:r>
+          <w:rPr>
+            <w:rStyle w:val="Hyperlink"/>
+            <w:rFonts w:ascii="Inter" w:hAnsi="Inter"/>
+          </w:rPr>
+          <w:t>https://www.openbible.info/topics/praying_out_loud</w:t>
+        </w:r>
+      </w:hyperlink>
+    </w:p>
+    <w:p>
+      <w:pPr>
+        <w:numPr>
+          <w:ilvl w:val="0"/>
+          <w:numId w:val="79"/>
+        </w:numPr>
+        <w:rPr>
+          <w:rFonts w:ascii="Inter" w:hAnsi="Inter"/>
+        </w:rPr>
+      </w:pPr>
+      <w:r>
+        <w:rPr>
+          <w:rFonts w:ascii="Inter" w:hAnsi="Inter"/>
+          <w:i/>
+          <w:iCs/>
+        </w:rPr>
+        <w:t>To pray or not to pray aloud</w:t>
+      </w:r>
+      <w:r>
+        <w:rPr>
+          <w:rFonts w:ascii="Inter" w:hAnsi="Inter"/>
+        </w:rPr>
+        <w:t xml:space="preserve">. (n.d.). Prayers.org. Retrieved April 22, 2026, from </w:t>
+      </w:r>
+      <w:hyperlink r:id="rId24" w:tgtFrame="_blank" w:history="1">
+        <w:r>
+          <w:rPr>
+            <w:rStyle w:val="Hyperlink"/>
+            <w:rFonts w:ascii="Inter" w:hAnsi="Inter"/>
+          </w:rPr>
+          <w:t>https://prayers.org/to-pray-or-not-to-pray-aloud/</w:t>
+        </w:r>
+      </w:hyperlink>
+    </w:p>
+    <w:p>
+      <w:pPr>
+        <w:numPr>
+          <w:ilvl w:val="0"/>
+          <w:numId w:val="79"/>
+        </w:numPr>
+        <w:rPr>
+          <w:rFonts w:ascii="Inter" w:hAnsi="Inter"/>
+        </w:rPr>
+      </w:pPr>
+      <w:r>
+        <w:rPr>
+          <w:rFonts w:ascii="Inter" w:hAnsi="Inter"/>
+          <w:i/>
+          <w:iCs/>
+        </w:rPr>
+        <w:t>Untitled post</w:t>
+      </w:r>
+      <w:r>
+        <w:rPr>
+          <w:rFonts w:ascii="Inter" w:hAnsi="Inter"/>
+        </w:rPr>
+        <w:t xml:space="preserve">. (n.d.). Facebook / Group Post. Retrieved April 22, 2026, from </w:t>
+      </w:r>
+      <w:hyperlink r:id="rId25" w:tgtFrame="_blank" w:history="1">
+        <w:r>
+          <w:rPr>
+            <w:rStyle w:val="Hyperlink"/>
+            <w:rFonts w:ascii="Inter" w:hAnsi="Inter"/>
+          </w:rPr>
+          <w:t>https://www.facebook.com/groups/2204738149556760/posts/8365186556845191/</w:t>
+        </w:r>
+      </w:hyperlink>
+    </w:p>
+    <w:p>
+      <w:pPr>
+        <w:numPr>
+          <w:ilvl w:val="0"/>
+          <w:numId w:val="79"/>
+        </w:numPr>
+        <w:rPr>
+          <w:rFonts w:ascii="Inter" w:hAnsi="Inter"/>
+        </w:rPr>
+      </w:pPr>
+      <w:r>
+        <w:rPr>
+          <w:rFonts w:ascii="Inter" w:hAnsi="Inter"/>
+          <w:i/>
+          <w:iCs/>
+        </w:rPr>
+        <w:t>When hollering is prayer</w:t>
+      </w:r>
+      <w:r>
+        <w:rPr>
+          <w:rFonts w:ascii="Inter" w:hAnsi="Inter"/>
+        </w:rPr>
+        <w:t xml:space="preserve">. (2018, January 3). Proverbs 31 Ministries. Retrieved April 22, 2026, from </w:t>
+      </w:r>
+      <w:hyperlink r:id="rId26" w:tgtFrame="_blank" w:history="1">
+        <w:r>
+          <w:rPr>
+            <w:rStyle w:val="Hyperlink"/>
+            <w:rFonts w:ascii="Inter" w:hAnsi="Inter"/>
+          </w:rPr>
+          <w:t>https://proverbs31.org/read/devotions/full-post/2018/01/03/when-hollering-is-prayer</w:t>
+        </w:r>
+      </w:hyperlink>
+    </w:p>
+    <w:p>
+      <w:pPr>
+        <w:rPr>
+          <w:rFonts w:ascii="Inter" w:hAnsi="Inter"/>
+        </w:rPr>
+      </w:pPr>
+    </w:p>
+    <w:p>
+      <w:pPr>
+        <w:rPr>
+          <w:rFonts w:ascii="Inter" w:hAnsi="Inter"/>
+          <w:b/>
+          <w:bCs/>
+        </w:rPr>
+      </w:pPr>
+      <w:r>
+        <w:rPr>
+          <w:rFonts w:ascii="Inter" w:hAnsi="Inter"/>
+          <w:b/>
+          <w:bCs/>
+        </w:rPr>
+        <w:t>Document: What does the ISR Scriptures say about god or angels or Jesus rescuing people from above?</w:t>
+      </w:r>
+    </w:p>
+    <w:p>
+      <w:pPr>
+        <w:rPr>
+          <w:rFonts w:ascii="Inter" w:hAnsi="Inter"/>
+          <w:b/>
+          <w:bCs/>
+        </w:rPr>
+      </w:pPr>
+    </w:p>
+    <w:p>
+      <w:pPr>
+        <w:numPr>
+          <w:ilvl w:val="0"/>
+          <w:numId w:val="80"/>
+        </w:numPr>
+        <w:rPr>
+          <w:rFonts w:ascii="Inter" w:hAnsi="Inter"/>
+        </w:rPr>
+      </w:pPr>
+      <w:r>
+        <w:rPr>
+          <w:rFonts w:ascii="Inter" w:hAnsi="Inter"/>
+          <w:i/>
+          <w:iCs/>
+        </w:rPr>
+        <w:t>Angels are real and they're on assignment to help God's people...</w:t>
+      </w:r>
+      <w:r>
+        <w:rPr>
+          <w:rFonts w:ascii="Inter" w:hAnsi="Inter"/>
+        </w:rPr>
+        <w:t xml:space="preserve"> (n.d.). Facebook / Jerry Savelle Ministries. Retrieved April 22, 2026, from </w:t>
+      </w:r>
+      <w:hyperlink r:id="rId27" w:tgtFrame="_blank" w:history="1">
+        <w:r>
+          <w:rPr>
+            <w:rStyle w:val="Hyperlink"/>
+            <w:rFonts w:ascii="Inter" w:hAnsi="Inter"/>
+          </w:rPr>
+          <w:t>https://www.facebook.com/JerrySavelleMin/posts/angels-are-real-and-theyre-on-assignment-to-help-gods-people-in-this-encounter-t/1210460621114726/</w:t>
+        </w:r>
+      </w:hyperlink>
+    </w:p>
+    <w:p>
+      <w:pPr>
+        <w:numPr>
+          <w:ilvl w:val="0"/>
+          <w:numId w:val="80"/>
+        </w:numPr>
+        <w:rPr>
+          <w:rFonts w:ascii="Inter" w:hAnsi="Inter"/>
+        </w:rPr>
+      </w:pPr>
+      <w:r>
+        <w:rPr>
+          <w:rFonts w:ascii="Inter" w:hAnsi="Inter"/>
+          <w:i/>
+          <w:iCs/>
+        </w:rPr>
+        <w:t>God the rescuer</w:t>
+      </w:r>
+      <w:r>
+        <w:rPr>
+          <w:rFonts w:ascii="Inter" w:hAnsi="Inter"/>
+        </w:rPr>
+        <w:t xml:space="preserve">. (n.d.). OpenBible.info. Retrieved April 22, 2026, from </w:t>
+      </w:r>
+      <w:hyperlink r:id="rId28" w:tgtFrame="_blank" w:history="1">
+        <w:r>
+          <w:rPr>
+            <w:rStyle w:val="Hyperlink"/>
+            <w:rFonts w:ascii="Inter" w:hAnsi="Inter"/>
+          </w:rPr>
+          <w:t>https://www.openbible.info/topics/god_the_rescuer</w:t>
+        </w:r>
+      </w:hyperlink>
+    </w:p>
+    <w:p>
+      <w:pPr>
+        <w:numPr>
+          <w:ilvl w:val="0"/>
+          <w:numId w:val="80"/>
+        </w:numPr>
+        <w:rPr>
+          <w:rFonts w:ascii="Inter" w:hAnsi="Inter"/>
+        </w:rPr>
+      </w:pPr>
+      <w:r>
+        <w:rPr>
+          <w:rFonts w:ascii="Inter" w:hAnsi="Inter"/>
+          <w:i/>
+          <w:iCs/>
+        </w:rPr>
+        <w:t>Ministering spirits</w:t>
+      </w:r>
+      <w:r>
+        <w:rPr>
+          <w:rFonts w:ascii="Inter" w:hAnsi="Inter"/>
+        </w:rPr>
+        <w:t xml:space="preserve">. (n.d.). GotQuestions.org. Retrieved April 22, 2026, from </w:t>
+      </w:r>
+      <w:hyperlink r:id="rId29" w:tgtFrame="_blank" w:history="1">
+        <w:r>
+          <w:rPr>
+            <w:rStyle w:val="Hyperlink"/>
+            <w:rFonts w:ascii="Inter" w:hAnsi="Inter"/>
+          </w:rPr>
+          <w:t>https://www.gotquestions.org/ministering-spirits.html</w:t>
+        </w:r>
+      </w:hyperlink>
+    </w:p>
+    <w:p>
+      <w:pPr>
+        <w:numPr>
+          <w:ilvl w:val="0"/>
+          <w:numId w:val="80"/>
+        </w:numPr>
+        <w:rPr>
+          <w:rFonts w:ascii="Inter" w:hAnsi="Inter"/>
+        </w:rPr>
+      </w:pPr>
+      <w:r>
+        <w:rPr>
+          <w:rFonts w:ascii="Inter" w:hAnsi="Inter"/>
+          <w:i/>
+          <w:iCs/>
+        </w:rPr>
+        <w:t>Rescue</w:t>
+      </w:r>
+      <w:r>
+        <w:rPr>
+          <w:rFonts w:ascii="Inter" w:hAnsi="Inter"/>
+        </w:rPr>
+        <w:t xml:space="preserve">. (n.d.). OpenBible.info. Retrieved April 22, 2026, from </w:t>
+      </w:r>
+      <w:hyperlink r:id="rId30" w:tgtFrame="_blank" w:history="1">
+        <w:r>
+          <w:rPr>
+            <w:rStyle w:val="Hyperlink"/>
+            <w:rFonts w:ascii="Inter" w:hAnsi="Inter"/>
+          </w:rPr>
+          <w:t>https://www.openbible.info/topics/rescue</w:t>
+        </w:r>
+      </w:hyperlink>
+    </w:p>
+    <w:p>
+      <w:pPr>
+        <w:numPr>
+          <w:ilvl w:val="0"/>
+          <w:numId w:val="80"/>
+        </w:numPr>
+        <w:rPr>
+          <w:rFonts w:ascii="Inter" w:hAnsi="Inter"/>
+        </w:rPr>
+      </w:pPr>
+      <w:r>
+        <w:rPr>
+          <w:rFonts w:ascii="Inter" w:hAnsi="Inter"/>
+          <w:i/>
+          <w:iCs/>
+        </w:rPr>
+        <w:t>Scripture reminds us that God sends his angels to guard and guide his people...</w:t>
+      </w:r>
+      <w:r>
+        <w:rPr>
+          <w:rFonts w:ascii="Inter" w:hAnsi="Inter"/>
+        </w:rPr>
+        <w:t xml:space="preserve"> (n.d.). Facebook / Jesus Christ Savior. Retrieved April 22, 2026, from </w:t>
+      </w:r>
+      <w:hyperlink r:id="rId31" w:tgtFrame="_blank" w:history="1">
+        <w:r>
+          <w:rPr>
+            <w:rStyle w:val="Hyperlink"/>
+            <w:rFonts w:ascii="Inter" w:hAnsi="Inter"/>
+          </w:rPr>
+          <w:t>https://www.facebook.com/JesusChrist.Savior/posts/scripture-reminds-us-that-god-sends-his-angels-to-guard-and-guide-his-people/1337560938406696/</w:t>
+        </w:r>
+      </w:hyperlink>
+    </w:p>
+    <w:p>
+      <w:pPr>
+        <w:numPr>
+          <w:ilvl w:val="0"/>
+          <w:numId w:val="80"/>
+        </w:numPr>
+        <w:rPr>
+          <w:rFonts w:ascii="Inter" w:hAnsi="Inter"/>
+        </w:rPr>
+      </w:pPr>
+      <w:r>
+        <w:rPr>
+          <w:rFonts w:ascii="Inter" w:hAnsi="Inter"/>
+          <w:i/>
+          <w:iCs/>
+        </w:rPr>
+        <w:t>Verses rescue</w:t>
+      </w:r>
+      <w:r>
+        <w:rPr>
+          <w:rFonts w:ascii="Inter" w:hAnsi="Inter"/>
+        </w:rPr>
+        <w:t xml:space="preserve">. (2017, September 11). Heather C. King. Retrieved April 22, 2026, from </w:t>
+      </w:r>
+      <w:hyperlink r:id="rId32" w:tgtFrame="_blank" w:history="1">
+        <w:r>
+          <w:rPr>
+            <w:rStyle w:val="Hyperlink"/>
+            <w:rFonts w:ascii="Inter" w:hAnsi="Inter"/>
+          </w:rPr>
+          <w:t>https://heathercking.org/2017/09/11/verses-rescue/</w:t>
+        </w:r>
+      </w:hyperlink>
+    </w:p>
+    <w:p>
+      <w:pPr>
+        <w:numPr>
+          <w:ilvl w:val="0"/>
+          <w:numId w:val="80"/>
+        </w:numPr>
+        <w:rPr>
+          <w:rFonts w:ascii="Inter" w:hAnsi="Inter"/>
+        </w:rPr>
+      </w:pPr>
+      <w:r>
+        <w:rPr>
+          <w:rFonts w:ascii="Inter" w:hAnsi="Inter"/>
+          <w:i/>
+          <w:iCs/>
+        </w:rPr>
+        <w:t>What is the significance of God being a rescuer or deliverer of His people</w:t>
+      </w:r>
+      <w:r>
+        <w:rPr>
+          <w:rFonts w:ascii="Inter" w:hAnsi="Inter"/>
+        </w:rPr>
+        <w:t xml:space="preserve">. (n.d.). Blue Letter Bible. Retrieved April 22, 2026, from </w:t>
+      </w:r>
+      <w:hyperlink r:id="rId33" w:tgtFrame="_blank" w:history="1">
+        <w:r>
+          <w:rPr>
+            <w:rStyle w:val="Hyperlink"/>
+            <w:rFonts w:ascii="Inter" w:hAnsi="Inter"/>
+          </w:rPr>
+          <w:t>https://www.blueletterbible.org/Comm/stewart_don/faq/god-and-us/04-what-is-the-significance-of-god-beaing-a-rescuer-or-deliverer-of-his-people.cfm</w:t>
+        </w:r>
+      </w:hyperlink>
+    </w:p>
+    <w:p>
+      <w:pPr>
+        <w:numPr>
+          <w:ilvl w:val="0"/>
+          <w:numId w:val="80"/>
+        </w:numPr>
+        <w:rPr>
+          <w:rFonts w:ascii="Inter" w:hAnsi="Inter"/>
+        </w:rPr>
+      </w:pPr>
+      <w:r>
+        <w:rPr>
+          <w:rFonts w:ascii="Inter" w:hAnsi="Inter"/>
+          <w:i/>
+          <w:iCs/>
+        </w:rPr>
+        <w:t>Which scriptures show God's rescue power</w:t>
+      </w:r>
+      <w:r>
+        <w:rPr>
+          <w:rFonts w:ascii="Inter" w:hAnsi="Inter"/>
+        </w:rPr>
+        <w:t xml:space="preserve">. (n.d.). </w:t>
+      </w:r>
+      <w:proofErr w:type="spellStart"/>
+      <w:r>
+        <w:rPr>
+          <w:rFonts w:ascii="Inter" w:hAnsi="Inter"/>
+        </w:rPr>
+        <w:t>BibleHub</w:t>
+      </w:r>
+      <w:proofErr w:type="spellEnd"/>
+      <w:r>
+        <w:rPr>
+          <w:rFonts w:ascii="Inter" w:hAnsi="Inter"/>
+        </w:rPr>
+        <w:t xml:space="preserve">. Retrieved April 22, 2026, from </w:t>
+      </w:r>
+      <w:hyperlink r:id="rId34" w:tgtFrame="_blank" w:history="1">
+        <w:r>
+          <w:rPr>
+            <w:rStyle w:val="Hyperlink"/>
+            <w:rFonts w:ascii="Inter" w:hAnsi="Inter"/>
+          </w:rPr>
+          <w:t>https://biblehub.com/q/Which_scriptures_show_God_s_rescue_power.htm</w:t>
+        </w:r>
+      </w:hyperlink>
     </w:p>
     <w:p>
       <w:pPr>
@@ -1875,7 +2988,7 @@
                     </pic:cNvPicPr>
                   </pic:nvPicPr>
                   <pic:blipFill>
-                    <a:blip r:embed="rId7">
+                    <a:blip r:embed="rId35">
                       <a:extLst>
                         <a:ext uri="{28A0092B-C50C-407E-A947-70E740481C1C}">
                           <a14:useLocalDpi xmlns:a14="http://schemas.microsoft.com/office/drawing/2010/main" val="0"/>
@@ -2012,7 +3125,7 @@
           <w:rFonts w:ascii="Inter" w:hAnsi="Inter"/>
         </w:rPr>
       </w:pPr>
-      <w:hyperlink r:id="rId8" w:history="1">
+      <w:hyperlink r:id="rId36" w:history="1">
         <w:r>
           <w:rPr>
             <w:rStyle w:val="Hyperlink"/>
@@ -2023,10 +3136,10 @@
       </w:hyperlink>
     </w:p>
     <w:sectPr>
-      <w:footerReference w:type="even" r:id="rId9"/>
-      <w:footerReference w:type="default" r:id="rId10"/>
-      <w:headerReference w:type="first" r:id="rId11"/>
-      <w:footerReference w:type="first" r:id="rId12"/>
+      <w:footerReference w:type="even" r:id="rId37"/>
+      <w:footerReference w:type="default" r:id="rId38"/>
+      <w:headerReference w:type="first" r:id="rId39"/>
+      <w:footerReference w:type="first" r:id="rId40"/>
       <w:pgSz w:w="12240" w:h="15840"/>
       <w:pgMar w:top="1440" w:right="1440" w:bottom="1440" w:left="1440" w:header="720" w:footer="720" w:gutter="0"/>
       <w:cols w:space="720"/>
@@ -5554,6 +6667,155 @@
     </w:lvl>
   </w:abstractNum>
   <w:abstractNum w:abstractNumId="23" w15:restartNumberingAfterBreak="0">
+    <w:nsid w:val="251542E1"/>
+    <w:multiLevelType w:val="multilevel"/>
+    <w:tmpl w:val="D6A2BBFA"/>
+    <w:lvl w:ilvl="0">
+      <w:start w:val="1"/>
+      <w:numFmt w:val="bullet"/>
+      <w:lvlText w:val=""/>
+      <w:lvlJc w:val="left"/>
+      <w:pPr>
+        <w:tabs>
+          <w:tab w:val="num" w:pos="720"/>
+        </w:tabs>
+        <w:ind w:left="720" w:hanging="360"/>
+      </w:pPr>
+      <w:rPr>
+        <w:rFonts w:ascii="Symbol" w:hAnsi="Symbol" w:hint="default"/>
+        <w:sz w:val="20"/>
+      </w:rPr>
+    </w:lvl>
+    <w:lvl w:ilvl="1" w:tentative="1">
+      <w:start w:val="1"/>
+      <w:numFmt w:val="bullet"/>
+      <w:lvlText w:val="o"/>
+      <w:lvlJc w:val="left"/>
+      <w:pPr>
+        <w:tabs>
+          <w:tab w:val="num" w:pos="1440"/>
+        </w:tabs>
+        <w:ind w:left="1440" w:hanging="360"/>
+      </w:pPr>
+      <w:rPr>
+        <w:rFonts w:ascii="Courier New" w:hAnsi="Courier New" w:hint="default"/>
+        <w:sz w:val="20"/>
+      </w:rPr>
+    </w:lvl>
+    <w:lvl w:ilvl="2" w:tentative="1">
+      <w:start w:val="1"/>
+      <w:numFmt w:val="bullet"/>
+      <w:lvlText w:val=""/>
+      <w:lvlJc w:val="left"/>
+      <w:pPr>
+        <w:tabs>
+          <w:tab w:val="num" w:pos="2160"/>
+        </w:tabs>
+        <w:ind w:left="2160" w:hanging="360"/>
+      </w:pPr>
+      <w:rPr>
+        <w:rFonts w:ascii="Wingdings" w:hAnsi="Wingdings" w:hint="default"/>
+        <w:sz w:val="20"/>
+      </w:rPr>
+    </w:lvl>
+    <w:lvl w:ilvl="3" w:tentative="1">
+      <w:start w:val="1"/>
+      <w:numFmt w:val="bullet"/>
+      <w:lvlText w:val=""/>
+      <w:lvlJc w:val="left"/>
+      <w:pPr>
+        <w:tabs>
+          <w:tab w:val="num" w:pos="2880"/>
+        </w:tabs>
+        <w:ind w:left="2880" w:hanging="360"/>
+      </w:pPr>
+      <w:rPr>
+        <w:rFonts w:ascii="Wingdings" w:hAnsi="Wingdings" w:hint="default"/>
+        <w:sz w:val="20"/>
+      </w:rPr>
+    </w:lvl>
+    <w:lvl w:ilvl="4" w:tentative="1">
+      <w:start w:val="1"/>
+      <w:numFmt w:val="bullet"/>
+      <w:lvlText w:val=""/>
+      <w:lvlJc w:val="left"/>
+      <w:pPr>
+        <w:tabs>
+          <w:tab w:val="num" w:pos="3600"/>
+        </w:tabs>
+        <w:ind w:left="3600" w:hanging="360"/>
+      </w:pPr>
+      <w:rPr>
+        <w:rFonts w:ascii="Wingdings" w:hAnsi="Wingdings" w:hint="default"/>
+        <w:sz w:val="20"/>
+      </w:rPr>
+    </w:lvl>
+    <w:lvl w:ilvl="5" w:tentative="1">
+      <w:start w:val="1"/>
+      <w:numFmt w:val="bullet"/>
+      <w:lvlText w:val=""/>
+      <w:lvlJc w:val="left"/>
+      <w:pPr>
+        <w:tabs>
+          <w:tab w:val="num" w:pos="4320"/>
+        </w:tabs>
+        <w:ind w:left="4320" w:hanging="360"/>
+      </w:pPr>
+      <w:rPr>
+        <w:rFonts w:ascii="Wingdings" w:hAnsi="Wingdings" w:hint="default"/>
+        <w:sz w:val="20"/>
+      </w:rPr>
+    </w:lvl>
+    <w:lvl w:ilvl="6" w:tentative="1">
+      <w:start w:val="1"/>
+      <w:numFmt w:val="bullet"/>
+      <w:lvlText w:val=""/>
+      <w:lvlJc w:val="left"/>
+      <w:pPr>
+        <w:tabs>
+          <w:tab w:val="num" w:pos="5040"/>
+        </w:tabs>
+        <w:ind w:left="5040" w:hanging="360"/>
+      </w:pPr>
+      <w:rPr>
+        <w:rFonts w:ascii="Wingdings" w:hAnsi="Wingdings" w:hint="default"/>
+        <w:sz w:val="20"/>
+      </w:rPr>
+    </w:lvl>
+    <w:lvl w:ilvl="7" w:tentative="1">
+      <w:start w:val="1"/>
+      <w:numFmt w:val="bullet"/>
+      <w:lvlText w:val=""/>
+      <w:lvlJc w:val="left"/>
+      <w:pPr>
+        <w:tabs>
+          <w:tab w:val="num" w:pos="5760"/>
+        </w:tabs>
+        <w:ind w:left="5760" w:hanging="360"/>
+      </w:pPr>
+      <w:rPr>
+        <w:rFonts w:ascii="Wingdings" w:hAnsi="Wingdings" w:hint="default"/>
+        <w:sz w:val="20"/>
+      </w:rPr>
+    </w:lvl>
+    <w:lvl w:ilvl="8" w:tentative="1">
+      <w:start w:val="1"/>
+      <w:numFmt w:val="bullet"/>
+      <w:lvlText w:val=""/>
+      <w:lvlJc w:val="left"/>
+      <w:pPr>
+        <w:tabs>
+          <w:tab w:val="num" w:pos="6480"/>
+        </w:tabs>
+        <w:ind w:left="6480" w:hanging="360"/>
+      </w:pPr>
+      <w:rPr>
+        <w:rFonts w:ascii="Wingdings" w:hAnsi="Wingdings" w:hint="default"/>
+        <w:sz w:val="20"/>
+      </w:rPr>
+    </w:lvl>
+  </w:abstractNum>
+  <w:abstractNum w:abstractNumId="24" w15:restartNumberingAfterBreak="0">
     <w:nsid w:val="26734CC1"/>
     <w:multiLevelType w:val="multilevel"/>
     <w:tmpl w:val="A13C1DD0"/>
@@ -5702,7 +6964,156 @@
       </w:rPr>
     </w:lvl>
   </w:abstractNum>
-  <w:abstractNum w:abstractNumId="24" w15:restartNumberingAfterBreak="0">
+  <w:abstractNum w:abstractNumId="25" w15:restartNumberingAfterBreak="0">
+    <w:nsid w:val="273D1BD4"/>
+    <w:multiLevelType w:val="multilevel"/>
+    <w:tmpl w:val="97200BC6"/>
+    <w:lvl w:ilvl="0">
+      <w:start w:val="1"/>
+      <w:numFmt w:val="bullet"/>
+      <w:lvlText w:val=""/>
+      <w:lvlJc w:val="left"/>
+      <w:pPr>
+        <w:tabs>
+          <w:tab w:val="num" w:pos="720"/>
+        </w:tabs>
+        <w:ind w:left="720" w:hanging="360"/>
+      </w:pPr>
+      <w:rPr>
+        <w:rFonts w:ascii="Symbol" w:hAnsi="Symbol" w:hint="default"/>
+        <w:sz w:val="20"/>
+      </w:rPr>
+    </w:lvl>
+    <w:lvl w:ilvl="1" w:tentative="1">
+      <w:start w:val="1"/>
+      <w:numFmt w:val="bullet"/>
+      <w:lvlText w:val="o"/>
+      <w:lvlJc w:val="left"/>
+      <w:pPr>
+        <w:tabs>
+          <w:tab w:val="num" w:pos="1440"/>
+        </w:tabs>
+        <w:ind w:left="1440" w:hanging="360"/>
+      </w:pPr>
+      <w:rPr>
+        <w:rFonts w:ascii="Courier New" w:hAnsi="Courier New" w:hint="default"/>
+        <w:sz w:val="20"/>
+      </w:rPr>
+    </w:lvl>
+    <w:lvl w:ilvl="2" w:tentative="1">
+      <w:start w:val="1"/>
+      <w:numFmt w:val="bullet"/>
+      <w:lvlText w:val=""/>
+      <w:lvlJc w:val="left"/>
+      <w:pPr>
+        <w:tabs>
+          <w:tab w:val="num" w:pos="2160"/>
+        </w:tabs>
+        <w:ind w:left="2160" w:hanging="360"/>
+      </w:pPr>
+      <w:rPr>
+        <w:rFonts w:ascii="Wingdings" w:hAnsi="Wingdings" w:hint="default"/>
+        <w:sz w:val="20"/>
+      </w:rPr>
+    </w:lvl>
+    <w:lvl w:ilvl="3" w:tentative="1">
+      <w:start w:val="1"/>
+      <w:numFmt w:val="bullet"/>
+      <w:lvlText w:val=""/>
+      <w:lvlJc w:val="left"/>
+      <w:pPr>
+        <w:tabs>
+          <w:tab w:val="num" w:pos="2880"/>
+        </w:tabs>
+        <w:ind w:left="2880" w:hanging="360"/>
+      </w:pPr>
+      <w:rPr>
+        <w:rFonts w:ascii="Wingdings" w:hAnsi="Wingdings" w:hint="default"/>
+        <w:sz w:val="20"/>
+      </w:rPr>
+    </w:lvl>
+    <w:lvl w:ilvl="4" w:tentative="1">
+      <w:start w:val="1"/>
+      <w:numFmt w:val="bullet"/>
+      <w:lvlText w:val=""/>
+      <w:lvlJc w:val="left"/>
+      <w:pPr>
+        <w:tabs>
+          <w:tab w:val="num" w:pos="3600"/>
+        </w:tabs>
+        <w:ind w:left="3600" w:hanging="360"/>
+      </w:pPr>
+      <w:rPr>
+        <w:rFonts w:ascii="Wingdings" w:hAnsi="Wingdings" w:hint="default"/>
+        <w:sz w:val="20"/>
+      </w:rPr>
+    </w:lvl>
+    <w:lvl w:ilvl="5" w:tentative="1">
+      <w:start w:val="1"/>
+      <w:numFmt w:val="bullet"/>
+      <w:lvlText w:val=""/>
+      <w:lvlJc w:val="left"/>
+      <w:pPr>
+        <w:tabs>
+          <w:tab w:val="num" w:pos="4320"/>
+        </w:tabs>
+        <w:ind w:left="4320" w:hanging="360"/>
+      </w:pPr>
+      <w:rPr>
+        <w:rFonts w:ascii="Wingdings" w:hAnsi="Wingdings" w:hint="default"/>
+        <w:sz w:val="20"/>
+      </w:rPr>
+    </w:lvl>
+    <w:lvl w:ilvl="6" w:tentative="1">
+      <w:start w:val="1"/>
+      <w:numFmt w:val="bullet"/>
+      <w:lvlText w:val=""/>
+      <w:lvlJc w:val="left"/>
+      <w:pPr>
+        <w:tabs>
+          <w:tab w:val="num" w:pos="5040"/>
+        </w:tabs>
+        <w:ind w:left="5040" w:hanging="360"/>
+      </w:pPr>
+      <w:rPr>
+        <w:rFonts w:ascii="Wingdings" w:hAnsi="Wingdings" w:hint="default"/>
+        <w:sz w:val="20"/>
+      </w:rPr>
+    </w:lvl>
+    <w:lvl w:ilvl="7" w:tentative="1">
+      <w:start w:val="1"/>
+      <w:numFmt w:val="bullet"/>
+      <w:lvlText w:val=""/>
+      <w:lvlJc w:val="left"/>
+      <w:pPr>
+        <w:tabs>
+          <w:tab w:val="num" w:pos="5760"/>
+        </w:tabs>
+        <w:ind w:left="5760" w:hanging="360"/>
+      </w:pPr>
+      <w:rPr>
+        <w:rFonts w:ascii="Wingdings" w:hAnsi="Wingdings" w:hint="default"/>
+        <w:sz w:val="20"/>
+      </w:rPr>
+    </w:lvl>
+    <w:lvl w:ilvl="8" w:tentative="1">
+      <w:start w:val="1"/>
+      <w:numFmt w:val="bullet"/>
+      <w:lvlText w:val=""/>
+      <w:lvlJc w:val="left"/>
+      <w:pPr>
+        <w:tabs>
+          <w:tab w:val="num" w:pos="6480"/>
+        </w:tabs>
+        <w:ind w:left="6480" w:hanging="360"/>
+      </w:pPr>
+      <w:rPr>
+        <w:rFonts w:ascii="Wingdings" w:hAnsi="Wingdings" w:hint="default"/>
+        <w:sz w:val="20"/>
+      </w:rPr>
+    </w:lvl>
+  </w:abstractNum>
+  <w:abstractNum w:abstractNumId="26" w15:restartNumberingAfterBreak="0">
     <w:nsid w:val="2CB73565"/>
     <w:multiLevelType w:val="multilevel"/>
     <w:tmpl w:val="46163518"/>
@@ -5851,7 +7262,7 @@
       </w:rPr>
     </w:lvl>
   </w:abstractNum>
-  <w:abstractNum w:abstractNumId="25" w15:restartNumberingAfterBreak="0">
+  <w:abstractNum w:abstractNumId="27" w15:restartNumberingAfterBreak="0">
     <w:nsid w:val="32663118"/>
     <w:multiLevelType w:val="multilevel"/>
     <w:tmpl w:val="6AE2F652"/>
@@ -6000,7 +7411,7 @@
       </w:rPr>
     </w:lvl>
   </w:abstractNum>
-  <w:abstractNum w:abstractNumId="26" w15:restartNumberingAfterBreak="0">
+  <w:abstractNum w:abstractNumId="28" w15:restartNumberingAfterBreak="0">
     <w:nsid w:val="34764D5E"/>
     <w:multiLevelType w:val="multilevel"/>
     <w:tmpl w:val="B2FCF9B2"/>
@@ -6149,7 +7560,7 @@
       </w:rPr>
     </w:lvl>
   </w:abstractNum>
-  <w:abstractNum w:abstractNumId="27" w15:restartNumberingAfterBreak="0">
+  <w:abstractNum w:abstractNumId="29" w15:restartNumberingAfterBreak="0">
     <w:nsid w:val="348F0DFE"/>
     <w:multiLevelType w:val="multilevel"/>
     <w:tmpl w:val="E4D21394"/>
@@ -6298,7 +7709,156 @@
       </w:rPr>
     </w:lvl>
   </w:abstractNum>
-  <w:abstractNum w:abstractNumId="28" w15:restartNumberingAfterBreak="0">
+  <w:abstractNum w:abstractNumId="30" w15:restartNumberingAfterBreak="0">
+    <w:nsid w:val="37A91D3B"/>
+    <w:multiLevelType w:val="multilevel"/>
+    <w:tmpl w:val="2492603C"/>
+    <w:lvl w:ilvl="0">
+      <w:start w:val="1"/>
+      <w:numFmt w:val="bullet"/>
+      <w:lvlText w:val=""/>
+      <w:lvlJc w:val="left"/>
+      <w:pPr>
+        <w:tabs>
+          <w:tab w:val="num" w:pos="720"/>
+        </w:tabs>
+        <w:ind w:left="720" w:hanging="360"/>
+      </w:pPr>
+      <w:rPr>
+        <w:rFonts w:ascii="Symbol" w:hAnsi="Symbol" w:hint="default"/>
+        <w:sz w:val="20"/>
+      </w:rPr>
+    </w:lvl>
+    <w:lvl w:ilvl="1" w:tentative="1">
+      <w:start w:val="1"/>
+      <w:numFmt w:val="bullet"/>
+      <w:lvlText w:val="o"/>
+      <w:lvlJc w:val="left"/>
+      <w:pPr>
+        <w:tabs>
+          <w:tab w:val="num" w:pos="1440"/>
+        </w:tabs>
+        <w:ind w:left="1440" w:hanging="360"/>
+      </w:pPr>
+      <w:rPr>
+        <w:rFonts w:ascii="Courier New" w:hAnsi="Courier New" w:hint="default"/>
+        <w:sz w:val="20"/>
+      </w:rPr>
+    </w:lvl>
+    <w:lvl w:ilvl="2" w:tentative="1">
+      <w:start w:val="1"/>
+      <w:numFmt w:val="bullet"/>
+      <w:lvlText w:val=""/>
+      <w:lvlJc w:val="left"/>
+      <w:pPr>
+        <w:tabs>
+          <w:tab w:val="num" w:pos="2160"/>
+        </w:tabs>
+        <w:ind w:left="2160" w:hanging="360"/>
+      </w:pPr>
+      <w:rPr>
+        <w:rFonts w:ascii="Wingdings" w:hAnsi="Wingdings" w:hint="default"/>
+        <w:sz w:val="20"/>
+      </w:rPr>
+    </w:lvl>
+    <w:lvl w:ilvl="3" w:tentative="1">
+      <w:start w:val="1"/>
+      <w:numFmt w:val="bullet"/>
+      <w:lvlText w:val=""/>
+      <w:lvlJc w:val="left"/>
+      <w:pPr>
+        <w:tabs>
+          <w:tab w:val="num" w:pos="2880"/>
+        </w:tabs>
+        <w:ind w:left="2880" w:hanging="360"/>
+      </w:pPr>
+      <w:rPr>
+        <w:rFonts w:ascii="Wingdings" w:hAnsi="Wingdings" w:hint="default"/>
+        <w:sz w:val="20"/>
+      </w:rPr>
+    </w:lvl>
+    <w:lvl w:ilvl="4" w:tentative="1">
+      <w:start w:val="1"/>
+      <w:numFmt w:val="bullet"/>
+      <w:lvlText w:val=""/>
+      <w:lvlJc w:val="left"/>
+      <w:pPr>
+        <w:tabs>
+          <w:tab w:val="num" w:pos="3600"/>
+        </w:tabs>
+        <w:ind w:left="3600" w:hanging="360"/>
+      </w:pPr>
+      <w:rPr>
+        <w:rFonts w:ascii="Wingdings" w:hAnsi="Wingdings" w:hint="default"/>
+        <w:sz w:val="20"/>
+      </w:rPr>
+    </w:lvl>
+    <w:lvl w:ilvl="5" w:tentative="1">
+      <w:start w:val="1"/>
+      <w:numFmt w:val="bullet"/>
+      <w:lvlText w:val=""/>
+      <w:lvlJc w:val="left"/>
+      <w:pPr>
+        <w:tabs>
+          <w:tab w:val="num" w:pos="4320"/>
+        </w:tabs>
+        <w:ind w:left="4320" w:hanging="360"/>
+      </w:pPr>
+      <w:rPr>
+        <w:rFonts w:ascii="Wingdings" w:hAnsi="Wingdings" w:hint="default"/>
+        <w:sz w:val="20"/>
+      </w:rPr>
+    </w:lvl>
+    <w:lvl w:ilvl="6" w:tentative="1">
+      <w:start w:val="1"/>
+      <w:numFmt w:val="bullet"/>
+      <w:lvlText w:val=""/>
+      <w:lvlJc w:val="left"/>
+      <w:pPr>
+        <w:tabs>
+          <w:tab w:val="num" w:pos="5040"/>
+        </w:tabs>
+        <w:ind w:left="5040" w:hanging="360"/>
+      </w:pPr>
+      <w:rPr>
+        <w:rFonts w:ascii="Wingdings" w:hAnsi="Wingdings" w:hint="default"/>
+        <w:sz w:val="20"/>
+      </w:rPr>
+    </w:lvl>
+    <w:lvl w:ilvl="7" w:tentative="1">
+      <w:start w:val="1"/>
+      <w:numFmt w:val="bullet"/>
+      <w:lvlText w:val=""/>
+      <w:lvlJc w:val="left"/>
+      <w:pPr>
+        <w:tabs>
+          <w:tab w:val="num" w:pos="5760"/>
+        </w:tabs>
+        <w:ind w:left="5760" w:hanging="360"/>
+      </w:pPr>
+      <w:rPr>
+        <w:rFonts w:ascii="Wingdings" w:hAnsi="Wingdings" w:hint="default"/>
+        <w:sz w:val="20"/>
+      </w:rPr>
+    </w:lvl>
+    <w:lvl w:ilvl="8" w:tentative="1">
+      <w:start w:val="1"/>
+      <w:numFmt w:val="bullet"/>
+      <w:lvlText w:val=""/>
+      <w:lvlJc w:val="left"/>
+      <w:pPr>
+        <w:tabs>
+          <w:tab w:val="num" w:pos="6480"/>
+        </w:tabs>
+        <w:ind w:left="6480" w:hanging="360"/>
+      </w:pPr>
+      <w:rPr>
+        <w:rFonts w:ascii="Wingdings" w:hAnsi="Wingdings" w:hint="default"/>
+        <w:sz w:val="20"/>
+      </w:rPr>
+    </w:lvl>
+  </w:abstractNum>
+  <w:abstractNum w:abstractNumId="31" w15:restartNumberingAfterBreak="0">
     <w:nsid w:val="37E336AD"/>
     <w:multiLevelType w:val="multilevel"/>
     <w:tmpl w:val="918E91BC"/>
@@ -6411,7 +7971,7 @@
       </w:pPr>
     </w:lvl>
   </w:abstractNum>
-  <w:abstractNum w:abstractNumId="29" w15:restartNumberingAfterBreak="0">
+  <w:abstractNum w:abstractNumId="32" w15:restartNumberingAfterBreak="0">
     <w:nsid w:val="385A08CA"/>
     <w:multiLevelType w:val="multilevel"/>
     <w:tmpl w:val="A254E8E6"/>
@@ -6560,7 +8120,7 @@
       </w:rPr>
     </w:lvl>
   </w:abstractNum>
-  <w:abstractNum w:abstractNumId="30" w15:restartNumberingAfterBreak="0">
+  <w:abstractNum w:abstractNumId="33" w15:restartNumberingAfterBreak="0">
     <w:nsid w:val="3896085C"/>
     <w:multiLevelType w:val="multilevel"/>
     <w:tmpl w:val="9EE43BA0"/>
@@ -6709,7 +8269,7 @@
       </w:rPr>
     </w:lvl>
   </w:abstractNum>
-  <w:abstractNum w:abstractNumId="31" w15:restartNumberingAfterBreak="0">
+  <w:abstractNum w:abstractNumId="34" w15:restartNumberingAfterBreak="0">
     <w:nsid w:val="39540184"/>
     <w:multiLevelType w:val="hybridMultilevel"/>
     <w:tmpl w:val="D056F26C"/>
@@ -6798,7 +8358,7 @@
       </w:pPr>
     </w:lvl>
   </w:abstractNum>
-  <w:abstractNum w:abstractNumId="32" w15:restartNumberingAfterBreak="0">
+  <w:abstractNum w:abstractNumId="35" w15:restartNumberingAfterBreak="0">
     <w:nsid w:val="41494EF7"/>
     <w:multiLevelType w:val="hybridMultilevel"/>
     <w:tmpl w:val="41689548"/>
@@ -6884,7 +8444,7 @@
       </w:pPr>
     </w:lvl>
   </w:abstractNum>
-  <w:abstractNum w:abstractNumId="33" w15:restartNumberingAfterBreak="0">
+  <w:abstractNum w:abstractNumId="36" w15:restartNumberingAfterBreak="0">
     <w:nsid w:val="414A7A74"/>
     <w:multiLevelType w:val="multilevel"/>
     <w:tmpl w:val="E8BCF738"/>
@@ -7033,7 +8593,7 @@
       </w:rPr>
     </w:lvl>
   </w:abstractNum>
-  <w:abstractNum w:abstractNumId="34" w15:restartNumberingAfterBreak="0">
+  <w:abstractNum w:abstractNumId="37" w15:restartNumberingAfterBreak="0">
     <w:nsid w:val="41BB6DCE"/>
     <w:multiLevelType w:val="multilevel"/>
     <w:tmpl w:val="7664602E"/>
@@ -7182,7 +8742,7 @@
       </w:rPr>
     </w:lvl>
   </w:abstractNum>
-  <w:abstractNum w:abstractNumId="35" w15:restartNumberingAfterBreak="0">
+  <w:abstractNum w:abstractNumId="38" w15:restartNumberingAfterBreak="0">
     <w:nsid w:val="4248173F"/>
     <w:multiLevelType w:val="hybridMultilevel"/>
     <w:tmpl w:val="ABD6C0EE"/>
@@ -7271,7 +8831,7 @@
       </w:pPr>
     </w:lvl>
   </w:abstractNum>
-  <w:abstractNum w:abstractNumId="36" w15:restartNumberingAfterBreak="0">
+  <w:abstractNum w:abstractNumId="39" w15:restartNumberingAfterBreak="0">
     <w:nsid w:val="45633AC9"/>
     <w:multiLevelType w:val="multilevel"/>
     <w:tmpl w:val="0386795A"/>
@@ -7420,7 +8980,7 @@
       </w:rPr>
     </w:lvl>
   </w:abstractNum>
-  <w:abstractNum w:abstractNumId="37" w15:restartNumberingAfterBreak="0">
+  <w:abstractNum w:abstractNumId="40" w15:restartNumberingAfterBreak="0">
     <w:nsid w:val="4651641C"/>
     <w:multiLevelType w:val="multilevel"/>
     <w:tmpl w:val="C00C3860"/>
@@ -7569,7 +9129,7 @@
       </w:rPr>
     </w:lvl>
   </w:abstractNum>
-  <w:abstractNum w:abstractNumId="38" w15:restartNumberingAfterBreak="0">
+  <w:abstractNum w:abstractNumId="41" w15:restartNumberingAfterBreak="0">
     <w:nsid w:val="4A4870DB"/>
     <w:multiLevelType w:val="multilevel"/>
     <w:tmpl w:val="81E6DA7E"/>
@@ -7718,7 +9278,7 @@
       </w:rPr>
     </w:lvl>
   </w:abstractNum>
-  <w:abstractNum w:abstractNumId="39" w15:restartNumberingAfterBreak="0">
+  <w:abstractNum w:abstractNumId="42" w15:restartNumberingAfterBreak="0">
     <w:nsid w:val="4F065008"/>
     <w:multiLevelType w:val="multilevel"/>
     <w:tmpl w:val="0906ABA8"/>
@@ -7867,7 +9427,7 @@
       </w:rPr>
     </w:lvl>
   </w:abstractNum>
-  <w:abstractNum w:abstractNumId="40" w15:restartNumberingAfterBreak="0">
+  <w:abstractNum w:abstractNumId="43" w15:restartNumberingAfterBreak="0">
     <w:nsid w:val="5061622D"/>
     <w:multiLevelType w:val="multilevel"/>
     <w:tmpl w:val="32147E3C"/>
@@ -8016,7 +9576,7 @@
       </w:rPr>
     </w:lvl>
   </w:abstractNum>
-  <w:abstractNum w:abstractNumId="41" w15:restartNumberingAfterBreak="0">
+  <w:abstractNum w:abstractNumId="44" w15:restartNumberingAfterBreak="0">
     <w:nsid w:val="512137C9"/>
     <w:multiLevelType w:val="hybridMultilevel"/>
     <w:tmpl w:val="8E26B244"/>
@@ -8105,7 +9665,7 @@
       </w:pPr>
     </w:lvl>
   </w:abstractNum>
-  <w:abstractNum w:abstractNumId="42" w15:restartNumberingAfterBreak="0">
+  <w:abstractNum w:abstractNumId="45" w15:restartNumberingAfterBreak="0">
     <w:nsid w:val="525E2649"/>
     <w:multiLevelType w:val="multilevel"/>
     <w:tmpl w:val="07768232"/>
@@ -8254,7 +9814,7 @@
       </w:rPr>
     </w:lvl>
   </w:abstractNum>
-  <w:abstractNum w:abstractNumId="43" w15:restartNumberingAfterBreak="0">
+  <w:abstractNum w:abstractNumId="46" w15:restartNumberingAfterBreak="0">
     <w:nsid w:val="53256D58"/>
     <w:multiLevelType w:val="hybridMultilevel"/>
     <w:tmpl w:val="969675CE"/>
@@ -8343,7 +9903,7 @@
       </w:pPr>
     </w:lvl>
   </w:abstractNum>
-  <w:abstractNum w:abstractNumId="44" w15:restartNumberingAfterBreak="0">
+  <w:abstractNum w:abstractNumId="47" w15:restartNumberingAfterBreak="0">
     <w:nsid w:val="53E66E38"/>
     <w:multiLevelType w:val="multilevel"/>
     <w:tmpl w:val="5224BA18"/>
@@ -8492,7 +10052,7 @@
       </w:rPr>
     </w:lvl>
   </w:abstractNum>
-  <w:abstractNum w:abstractNumId="45" w15:restartNumberingAfterBreak="0">
+  <w:abstractNum w:abstractNumId="48" w15:restartNumberingAfterBreak="0">
     <w:nsid w:val="547014B0"/>
     <w:multiLevelType w:val="multilevel"/>
     <w:tmpl w:val="9F9E0C60"/>
@@ -8641,7 +10201,7 @@
       </w:rPr>
     </w:lvl>
   </w:abstractNum>
-  <w:abstractNum w:abstractNumId="46" w15:restartNumberingAfterBreak="0">
+  <w:abstractNum w:abstractNumId="49" w15:restartNumberingAfterBreak="0">
     <w:nsid w:val="55237273"/>
     <w:multiLevelType w:val="multilevel"/>
     <w:tmpl w:val="F356E600"/>
@@ -8790,7 +10350,7 @@
       </w:rPr>
     </w:lvl>
   </w:abstractNum>
-  <w:abstractNum w:abstractNumId="47" w15:restartNumberingAfterBreak="0">
+  <w:abstractNum w:abstractNumId="50" w15:restartNumberingAfterBreak="0">
     <w:nsid w:val="558932DB"/>
     <w:multiLevelType w:val="multilevel"/>
     <w:tmpl w:val="78D8759A"/>
@@ -8939,7 +10499,7 @@
       </w:rPr>
     </w:lvl>
   </w:abstractNum>
-  <w:abstractNum w:abstractNumId="48" w15:restartNumberingAfterBreak="0">
+  <w:abstractNum w:abstractNumId="51" w15:restartNumberingAfterBreak="0">
     <w:nsid w:val="55B30221"/>
     <w:multiLevelType w:val="multilevel"/>
     <w:tmpl w:val="D9C4C0CA"/>
@@ -9088,7 +10648,7 @@
       </w:rPr>
     </w:lvl>
   </w:abstractNum>
-  <w:abstractNum w:abstractNumId="49" w15:restartNumberingAfterBreak="0">
+  <w:abstractNum w:abstractNumId="52" w15:restartNumberingAfterBreak="0">
     <w:nsid w:val="592E0530"/>
     <w:multiLevelType w:val="multilevel"/>
     <w:tmpl w:val="650E6042"/>
@@ -9237,7 +10797,7 @@
       </w:rPr>
     </w:lvl>
   </w:abstractNum>
-  <w:abstractNum w:abstractNumId="50" w15:restartNumberingAfterBreak="0">
+  <w:abstractNum w:abstractNumId="53" w15:restartNumberingAfterBreak="0">
     <w:nsid w:val="5A193756"/>
     <w:multiLevelType w:val="multilevel"/>
     <w:tmpl w:val="45180E7C"/>
@@ -9458,7 +11018,7 @@
       </w:rPr>
     </w:lvl>
   </w:abstractNum>
-  <w:abstractNum w:abstractNumId="51" w15:restartNumberingAfterBreak="0">
+  <w:abstractNum w:abstractNumId="54" w15:restartNumberingAfterBreak="0">
     <w:nsid w:val="5E471F7A"/>
     <w:multiLevelType w:val="multilevel"/>
     <w:tmpl w:val="A1F24DD0"/>
@@ -9607,7 +11167,7 @@
       </w:rPr>
     </w:lvl>
   </w:abstractNum>
-  <w:abstractNum w:abstractNumId="52" w15:restartNumberingAfterBreak="0">
+  <w:abstractNum w:abstractNumId="55" w15:restartNumberingAfterBreak="0">
     <w:nsid w:val="5E901193"/>
     <w:multiLevelType w:val="multilevel"/>
     <w:tmpl w:val="BE50927E"/>
@@ -9756,7 +11316,7 @@
       </w:rPr>
     </w:lvl>
   </w:abstractNum>
-  <w:abstractNum w:abstractNumId="53" w15:restartNumberingAfterBreak="0">
+  <w:abstractNum w:abstractNumId="56" w15:restartNumberingAfterBreak="0">
     <w:nsid w:val="5F685223"/>
     <w:multiLevelType w:val="multilevel"/>
     <w:tmpl w:val="B5F2A324"/>
@@ -9905,7 +11465,7 @@
       </w:rPr>
     </w:lvl>
   </w:abstractNum>
-  <w:abstractNum w:abstractNumId="54" w15:restartNumberingAfterBreak="0">
+  <w:abstractNum w:abstractNumId="57" w15:restartNumberingAfterBreak="0">
     <w:nsid w:val="5F6B6662"/>
     <w:multiLevelType w:val="multilevel"/>
     <w:tmpl w:val="0E4E22DC"/>
@@ -10054,7 +11614,7 @@
       </w:rPr>
     </w:lvl>
   </w:abstractNum>
-  <w:abstractNum w:abstractNumId="55" w15:restartNumberingAfterBreak="0">
+  <w:abstractNum w:abstractNumId="58" w15:restartNumberingAfterBreak="0">
     <w:nsid w:val="5FA21779"/>
     <w:multiLevelType w:val="multilevel"/>
     <w:tmpl w:val="8840A9C4"/>
@@ -10203,7 +11763,7 @@
       </w:rPr>
     </w:lvl>
   </w:abstractNum>
-  <w:abstractNum w:abstractNumId="56" w15:restartNumberingAfterBreak="0">
+  <w:abstractNum w:abstractNumId="59" w15:restartNumberingAfterBreak="0">
     <w:nsid w:val="6012597A"/>
     <w:multiLevelType w:val="multilevel"/>
     <w:tmpl w:val="B01A623E"/>
@@ -10352,7 +11912,7 @@
       </w:rPr>
     </w:lvl>
   </w:abstractNum>
-  <w:abstractNum w:abstractNumId="57" w15:restartNumberingAfterBreak="0">
+  <w:abstractNum w:abstractNumId="60" w15:restartNumberingAfterBreak="0">
     <w:nsid w:val="60A56668"/>
     <w:multiLevelType w:val="multilevel"/>
     <w:tmpl w:val="FC12D8A2"/>
@@ -10501,7 +12061,7 @@
       </w:rPr>
     </w:lvl>
   </w:abstractNum>
-  <w:abstractNum w:abstractNumId="58" w15:restartNumberingAfterBreak="0">
+  <w:abstractNum w:abstractNumId="61" w15:restartNumberingAfterBreak="0">
     <w:nsid w:val="61D73112"/>
     <w:multiLevelType w:val="multilevel"/>
     <w:tmpl w:val="9DA447C6"/>
@@ -10650,7 +12210,7 @@
       </w:rPr>
     </w:lvl>
   </w:abstractNum>
-  <w:abstractNum w:abstractNumId="59" w15:restartNumberingAfterBreak="0">
+  <w:abstractNum w:abstractNumId="62" w15:restartNumberingAfterBreak="0">
     <w:nsid w:val="63A57F99"/>
     <w:multiLevelType w:val="hybridMultilevel"/>
     <w:tmpl w:val="08306F66"/>
@@ -10739,7 +12299,7 @@
       </w:pPr>
     </w:lvl>
   </w:abstractNum>
-  <w:abstractNum w:abstractNumId="60" w15:restartNumberingAfterBreak="0">
+  <w:abstractNum w:abstractNumId="63" w15:restartNumberingAfterBreak="0">
     <w:nsid w:val="65C92AD3"/>
     <w:multiLevelType w:val="multilevel"/>
     <w:tmpl w:val="15EEAE2E"/>
@@ -10888,7 +12448,7 @@
       </w:rPr>
     </w:lvl>
   </w:abstractNum>
-  <w:abstractNum w:abstractNumId="61" w15:restartNumberingAfterBreak="0">
+  <w:abstractNum w:abstractNumId="64" w15:restartNumberingAfterBreak="0">
     <w:nsid w:val="695F3BA9"/>
     <w:multiLevelType w:val="multilevel"/>
     <w:tmpl w:val="E46EFD0A"/>
@@ -11037,7 +12597,7 @@
       </w:rPr>
     </w:lvl>
   </w:abstractNum>
-  <w:abstractNum w:abstractNumId="62" w15:restartNumberingAfterBreak="0">
+  <w:abstractNum w:abstractNumId="65" w15:restartNumberingAfterBreak="0">
     <w:nsid w:val="6A9F1915"/>
     <w:multiLevelType w:val="hybridMultilevel"/>
     <w:tmpl w:val="A288C238"/>
@@ -11126,7 +12686,7 @@
       </w:pPr>
     </w:lvl>
   </w:abstractNum>
-  <w:abstractNum w:abstractNumId="63" w15:restartNumberingAfterBreak="0">
+  <w:abstractNum w:abstractNumId="66" w15:restartNumberingAfterBreak="0">
     <w:nsid w:val="6D9F4D01"/>
     <w:multiLevelType w:val="multilevel"/>
     <w:tmpl w:val="AB74F6DA"/>
@@ -11275,7 +12835,7 @@
       </w:rPr>
     </w:lvl>
   </w:abstractNum>
-  <w:abstractNum w:abstractNumId="64" w15:restartNumberingAfterBreak="0">
+  <w:abstractNum w:abstractNumId="67" w15:restartNumberingAfterBreak="0">
     <w:nsid w:val="6DA826A3"/>
     <w:multiLevelType w:val="multilevel"/>
     <w:tmpl w:val="FC165AE0"/>
@@ -11424,7 +12984,7 @@
       </w:rPr>
     </w:lvl>
   </w:abstractNum>
-  <w:abstractNum w:abstractNumId="65" w15:restartNumberingAfterBreak="0">
+  <w:abstractNum w:abstractNumId="68" w15:restartNumberingAfterBreak="0">
     <w:nsid w:val="6F0971FF"/>
     <w:multiLevelType w:val="multilevel"/>
     <w:tmpl w:val="3834AD78"/>
@@ -11573,7 +13133,7 @@
       </w:rPr>
     </w:lvl>
   </w:abstractNum>
-  <w:abstractNum w:abstractNumId="66" w15:restartNumberingAfterBreak="0">
+  <w:abstractNum w:abstractNumId="69" w15:restartNumberingAfterBreak="0">
     <w:nsid w:val="6F5F5FEB"/>
     <w:multiLevelType w:val="hybridMultilevel"/>
     <w:tmpl w:val="75C2F090"/>
@@ -11662,7 +13222,7 @@
       </w:pPr>
     </w:lvl>
   </w:abstractNum>
-  <w:abstractNum w:abstractNumId="67" w15:restartNumberingAfterBreak="0">
+  <w:abstractNum w:abstractNumId="70" w15:restartNumberingAfterBreak="0">
     <w:nsid w:val="6FED1CBC"/>
     <w:multiLevelType w:val="multilevel"/>
     <w:tmpl w:val="0A584264"/>
@@ -11811,7 +13371,7 @@
       </w:rPr>
     </w:lvl>
   </w:abstractNum>
-  <w:abstractNum w:abstractNumId="68" w15:restartNumberingAfterBreak="0">
+  <w:abstractNum w:abstractNumId="71" w15:restartNumberingAfterBreak="0">
     <w:nsid w:val="718E2C3C"/>
     <w:multiLevelType w:val="multilevel"/>
     <w:tmpl w:val="8FBEF4C6"/>
@@ -11960,7 +13520,7 @@
       </w:rPr>
     </w:lvl>
   </w:abstractNum>
-  <w:abstractNum w:abstractNumId="69" w15:restartNumberingAfterBreak="0">
+  <w:abstractNum w:abstractNumId="72" w15:restartNumberingAfterBreak="0">
     <w:nsid w:val="74D9729E"/>
     <w:multiLevelType w:val="multilevel"/>
     <w:tmpl w:val="CAF6B946"/>
@@ -12109,7 +13669,7 @@
       </w:rPr>
     </w:lvl>
   </w:abstractNum>
-  <w:abstractNum w:abstractNumId="70" w15:restartNumberingAfterBreak="0">
+  <w:abstractNum w:abstractNumId="73" w15:restartNumberingAfterBreak="0">
     <w:nsid w:val="74FA5A9D"/>
     <w:multiLevelType w:val="multilevel"/>
     <w:tmpl w:val="F814D1FE"/>
@@ -12258,7 +13818,7 @@
       </w:rPr>
     </w:lvl>
   </w:abstractNum>
-  <w:abstractNum w:abstractNumId="71" w15:restartNumberingAfterBreak="0">
+  <w:abstractNum w:abstractNumId="74" w15:restartNumberingAfterBreak="0">
     <w:nsid w:val="76C52981"/>
     <w:multiLevelType w:val="multilevel"/>
     <w:tmpl w:val="C49E8F02"/>
@@ -12407,7 +13967,7 @@
       </w:rPr>
     </w:lvl>
   </w:abstractNum>
-  <w:abstractNum w:abstractNumId="72" w15:restartNumberingAfterBreak="0">
+  <w:abstractNum w:abstractNumId="75" w15:restartNumberingAfterBreak="0">
     <w:nsid w:val="779976B5"/>
     <w:multiLevelType w:val="multilevel"/>
     <w:tmpl w:val="B46ADEF0"/>
@@ -12520,7 +14080,7 @@
       </w:pPr>
     </w:lvl>
   </w:abstractNum>
-  <w:abstractNum w:abstractNumId="73" w15:restartNumberingAfterBreak="0">
+  <w:abstractNum w:abstractNumId="76" w15:restartNumberingAfterBreak="0">
     <w:nsid w:val="788E42D4"/>
     <w:multiLevelType w:val="multilevel"/>
     <w:tmpl w:val="F320D4DA"/>
@@ -12669,7 +14229,7 @@
       </w:rPr>
     </w:lvl>
   </w:abstractNum>
-  <w:abstractNum w:abstractNumId="74" w15:restartNumberingAfterBreak="0">
+  <w:abstractNum w:abstractNumId="77" w15:restartNumberingAfterBreak="0">
     <w:nsid w:val="7A2820A2"/>
     <w:multiLevelType w:val="hybridMultilevel"/>
     <w:tmpl w:val="71183FFE"/>
@@ -12758,7 +14318,7 @@
       </w:pPr>
     </w:lvl>
   </w:abstractNum>
-  <w:abstractNum w:abstractNumId="75" w15:restartNumberingAfterBreak="0">
+  <w:abstractNum w:abstractNumId="78" w15:restartNumberingAfterBreak="0">
     <w:nsid w:val="7BF24CD4"/>
     <w:multiLevelType w:val="multilevel"/>
     <w:tmpl w:val="2FA076CA"/>
@@ -12907,7 +14467,7 @@
       </w:rPr>
     </w:lvl>
   </w:abstractNum>
-  <w:abstractNum w:abstractNumId="76" w15:restartNumberingAfterBreak="0">
+  <w:abstractNum w:abstractNumId="79" w15:restartNumberingAfterBreak="0">
     <w:nsid w:val="7F5C49E5"/>
     <w:multiLevelType w:val="multilevel"/>
     <w:tmpl w:val="534AA3FE"/>
@@ -13057,19 +14617,19 @@
     </w:lvl>
   </w:abstractNum>
   <w:num w:numId="1" w16cid:durableId="386492283">
-    <w:abstractNumId w:val="50"/>
+    <w:abstractNumId w:val="53"/>
   </w:num>
   <w:num w:numId="2" w16cid:durableId="311713969">
-    <w:abstractNumId w:val="32"/>
+    <w:abstractNumId w:val="35"/>
   </w:num>
   <w:num w:numId="3" w16cid:durableId="1670402181">
-    <w:abstractNumId w:val="38"/>
+    <w:abstractNumId w:val="41"/>
   </w:num>
   <w:num w:numId="4" w16cid:durableId="336617059">
-    <w:abstractNumId w:val="40"/>
+    <w:abstractNumId w:val="43"/>
   </w:num>
   <w:num w:numId="5" w16cid:durableId="2063015831">
-    <w:abstractNumId w:val="30"/>
+    <w:abstractNumId w:val="33"/>
   </w:num>
   <w:num w:numId="6" w16cid:durableId="2005358251">
     <w:abstractNumId w:val="13"/>
@@ -13081,19 +14641,19 @@
     <w:abstractNumId w:val="15"/>
   </w:num>
   <w:num w:numId="9" w16cid:durableId="682242984">
-    <w:abstractNumId w:val="25"/>
+    <w:abstractNumId w:val="27"/>
   </w:num>
   <w:num w:numId="10" w16cid:durableId="1234706965">
-    <w:abstractNumId w:val="52"/>
+    <w:abstractNumId w:val="55"/>
   </w:num>
   <w:num w:numId="11" w16cid:durableId="1206676365">
-    <w:abstractNumId w:val="48"/>
+    <w:abstractNumId w:val="51"/>
   </w:num>
   <w:num w:numId="12" w16cid:durableId="197201736">
-    <w:abstractNumId w:val="53"/>
+    <w:abstractNumId w:val="56"/>
   </w:num>
   <w:num w:numId="13" w16cid:durableId="646010915">
-    <w:abstractNumId w:val="65"/>
+    <w:abstractNumId w:val="68"/>
   </w:num>
   <w:num w:numId="14" w16cid:durableId="461921059">
     <w:abstractNumId w:val="20"/>
@@ -13102,97 +14662,97 @@
     <w:abstractNumId w:val="14"/>
   </w:num>
   <w:num w:numId="16" w16cid:durableId="1979410531">
-    <w:abstractNumId w:val="58"/>
+    <w:abstractNumId w:val="61"/>
   </w:num>
   <w:num w:numId="17" w16cid:durableId="136998361">
-    <w:abstractNumId w:val="68"/>
+    <w:abstractNumId w:val="71"/>
   </w:num>
   <w:num w:numId="18" w16cid:durableId="1510828106">
-    <w:abstractNumId w:val="63"/>
+    <w:abstractNumId w:val="66"/>
   </w:num>
   <w:num w:numId="19" w16cid:durableId="583729523">
     <w:abstractNumId w:val="10"/>
   </w:num>
   <w:num w:numId="20" w16cid:durableId="930553540">
-    <w:abstractNumId w:val="27"/>
+    <w:abstractNumId w:val="29"/>
   </w:num>
   <w:num w:numId="21" w16cid:durableId="853692914">
     <w:abstractNumId w:val="1"/>
   </w:num>
   <w:num w:numId="22" w16cid:durableId="1217427416">
-    <w:abstractNumId w:val="59"/>
+    <w:abstractNumId w:val="62"/>
   </w:num>
   <w:num w:numId="23" w16cid:durableId="1471436120">
     <w:abstractNumId w:val="3"/>
   </w:num>
   <w:num w:numId="24" w16cid:durableId="354816256">
-    <w:abstractNumId w:val="61"/>
+    <w:abstractNumId w:val="64"/>
   </w:num>
   <w:num w:numId="25" w16cid:durableId="12921719">
-    <w:abstractNumId w:val="47"/>
+    <w:abstractNumId w:val="50"/>
   </w:num>
   <w:num w:numId="26" w16cid:durableId="732122968">
     <w:abstractNumId w:val="18"/>
   </w:num>
   <w:num w:numId="27" w16cid:durableId="300841237">
-    <w:abstractNumId w:val="24"/>
+    <w:abstractNumId w:val="26"/>
   </w:num>
   <w:num w:numId="28" w16cid:durableId="1703823493">
-    <w:abstractNumId w:val="44"/>
+    <w:abstractNumId w:val="47"/>
   </w:num>
   <w:num w:numId="29" w16cid:durableId="1492257922">
-    <w:abstractNumId w:val="70"/>
+    <w:abstractNumId w:val="73"/>
   </w:num>
   <w:num w:numId="30" w16cid:durableId="1055422821">
-    <w:abstractNumId w:val="43"/>
+    <w:abstractNumId w:val="46"/>
   </w:num>
   <w:num w:numId="31" w16cid:durableId="1729301533">
-    <w:abstractNumId w:val="39"/>
+    <w:abstractNumId w:val="42"/>
   </w:num>
   <w:num w:numId="32" w16cid:durableId="1784109225">
-    <w:abstractNumId w:val="71"/>
+    <w:abstractNumId w:val="74"/>
   </w:num>
   <w:num w:numId="33" w16cid:durableId="1869755811">
     <w:abstractNumId w:val="19"/>
   </w:num>
   <w:num w:numId="34" w16cid:durableId="565724159">
-    <w:abstractNumId w:val="69"/>
+    <w:abstractNumId w:val="72"/>
   </w:num>
   <w:num w:numId="35" w16cid:durableId="1543400878">
-    <w:abstractNumId w:val="54"/>
+    <w:abstractNumId w:val="57"/>
   </w:num>
   <w:num w:numId="36" w16cid:durableId="671227850">
     <w:abstractNumId w:val="6"/>
   </w:num>
   <w:num w:numId="37" w16cid:durableId="1099329177">
-    <w:abstractNumId w:val="28"/>
+    <w:abstractNumId w:val="31"/>
   </w:num>
   <w:num w:numId="38" w16cid:durableId="62026814">
-    <w:abstractNumId w:val="62"/>
+    <w:abstractNumId w:val="65"/>
   </w:num>
   <w:num w:numId="39" w16cid:durableId="319887546">
-    <w:abstractNumId w:val="35"/>
+    <w:abstractNumId w:val="38"/>
   </w:num>
   <w:num w:numId="40" w16cid:durableId="107238078">
-    <w:abstractNumId w:val="45"/>
+    <w:abstractNumId w:val="48"/>
   </w:num>
   <w:num w:numId="41" w16cid:durableId="1367218780">
-    <w:abstractNumId w:val="75"/>
+    <w:abstractNumId w:val="78"/>
   </w:num>
   <w:num w:numId="42" w16cid:durableId="717702269">
-    <w:abstractNumId w:val="57"/>
+    <w:abstractNumId w:val="60"/>
   </w:num>
   <w:num w:numId="43" w16cid:durableId="50277915">
-    <w:abstractNumId w:val="23"/>
+    <w:abstractNumId w:val="24"/>
   </w:num>
   <w:num w:numId="44" w16cid:durableId="1550072887">
-    <w:abstractNumId w:val="64"/>
+    <w:abstractNumId w:val="67"/>
   </w:num>
   <w:num w:numId="45" w16cid:durableId="442651654">
-    <w:abstractNumId w:val="66"/>
+    <w:abstractNumId w:val="69"/>
   </w:num>
   <w:num w:numId="46" w16cid:durableId="758864908">
-    <w:abstractNumId w:val="42"/>
+    <w:abstractNumId w:val="45"/>
   </w:num>
   <w:num w:numId="47" w16cid:durableId="451635824">
     <w:abstractNumId w:val="0"/>
@@ -13207,7 +14767,7 @@
     <w:abstractNumId w:val="4"/>
   </w:num>
   <w:num w:numId="51" w16cid:durableId="346712942">
-    <w:abstractNumId w:val="49"/>
+    <w:abstractNumId w:val="52"/>
   </w:num>
   <w:num w:numId="52" w16cid:durableId="41448162">
     <w:abstractNumId w:val="17"/>
@@ -13216,37 +14776,37 @@
     <w:abstractNumId w:val="22"/>
   </w:num>
   <w:num w:numId="54" w16cid:durableId="156045599">
-    <w:abstractNumId w:val="46"/>
+    <w:abstractNumId w:val="49"/>
   </w:num>
   <w:num w:numId="55" w16cid:durableId="1427388598">
     <w:abstractNumId w:val="11"/>
   </w:num>
   <w:num w:numId="56" w16cid:durableId="844708630">
-    <w:abstractNumId w:val="56"/>
+    <w:abstractNumId w:val="59"/>
   </w:num>
   <w:num w:numId="57" w16cid:durableId="426266889">
-    <w:abstractNumId w:val="73"/>
+    <w:abstractNumId w:val="76"/>
   </w:num>
   <w:num w:numId="58" w16cid:durableId="1943949579">
-    <w:abstractNumId w:val="76"/>
+    <w:abstractNumId w:val="79"/>
   </w:num>
   <w:num w:numId="59" w16cid:durableId="1214463472">
-    <w:abstractNumId w:val="51"/>
+    <w:abstractNumId w:val="54"/>
   </w:num>
   <w:num w:numId="60" w16cid:durableId="775949552">
-    <w:abstractNumId w:val="34"/>
+    <w:abstractNumId w:val="37"/>
   </w:num>
   <w:num w:numId="61" w16cid:durableId="629896522">
-    <w:abstractNumId w:val="72"/>
+    <w:abstractNumId w:val="75"/>
   </w:num>
   <w:num w:numId="62" w16cid:durableId="1704474376">
-    <w:abstractNumId w:val="74"/>
+    <w:abstractNumId w:val="77"/>
   </w:num>
   <w:num w:numId="63" w16cid:durableId="185095469">
     <w:abstractNumId w:val="8"/>
   </w:num>
   <w:num w:numId="64" w16cid:durableId="822889293">
-    <w:abstractNumId w:val="55"/>
+    <w:abstractNumId w:val="58"/>
   </w:num>
   <w:num w:numId="65" w16cid:durableId="1182550010">
     <w:abstractNumId w:val="9"/>
@@ -13255,37 +14815,46 @@
     <w:abstractNumId w:val="7"/>
   </w:num>
   <w:num w:numId="67" w16cid:durableId="1254126599">
-    <w:abstractNumId w:val="60"/>
+    <w:abstractNumId w:val="63"/>
   </w:num>
   <w:num w:numId="68" w16cid:durableId="909576690">
-    <w:abstractNumId w:val="67"/>
+    <w:abstractNumId w:val="70"/>
   </w:num>
   <w:num w:numId="69" w16cid:durableId="2054845018">
-    <w:abstractNumId w:val="41"/>
+    <w:abstractNumId w:val="44"/>
   </w:num>
   <w:num w:numId="70" w16cid:durableId="651525189">
-    <w:abstractNumId w:val="29"/>
+    <w:abstractNumId w:val="32"/>
   </w:num>
   <w:num w:numId="71" w16cid:durableId="1987974025">
-    <w:abstractNumId w:val="36"/>
+    <w:abstractNumId w:val="39"/>
   </w:num>
   <w:num w:numId="72" w16cid:durableId="1895702289">
-    <w:abstractNumId w:val="26"/>
+    <w:abstractNumId w:val="28"/>
   </w:num>
   <w:num w:numId="73" w16cid:durableId="436558068">
     <w:abstractNumId w:val="5"/>
   </w:num>
   <w:num w:numId="74" w16cid:durableId="281763418">
-    <w:abstractNumId w:val="37"/>
+    <w:abstractNumId w:val="40"/>
   </w:num>
   <w:num w:numId="75" w16cid:durableId="1658922481">
     <w:abstractNumId w:val="2"/>
   </w:num>
   <w:num w:numId="76" w16cid:durableId="1416630024">
-    <w:abstractNumId w:val="33"/>
+    <w:abstractNumId w:val="36"/>
   </w:num>
   <w:num w:numId="77" w16cid:durableId="1917204744">
-    <w:abstractNumId w:val="31"/>
+    <w:abstractNumId w:val="34"/>
+  </w:num>
+  <w:num w:numId="78" w16cid:durableId="242881081">
+    <w:abstractNumId w:val="23"/>
+  </w:num>
+  <w:num w:numId="79" w16cid:durableId="510418537">
+    <w:abstractNumId w:val="30"/>
+  </w:num>
+  <w:num w:numId="80" w16cid:durableId="9648224">
+    <w:abstractNumId w:val="25"/>
   </w:num>
 </w:numbering>
 </file>
